--- a/lessons/7-7/downloads/reveal/7.7-session-2-practice-form-a.docx
+++ b/lessons/7-7/downloads/reveal/7.7-session-2-practice-form-a.docx
@@ -15,7 +15,7 @@
         <w:rPr>
           <w:rFonts w:ascii="Avenir Next" w:hAnsi="Avenir Next" w:cs="Avenir Next" w:eastAsia="Avenir Next"/>
           <w:color w:val="1A1A1A"/>
-          <w:sz w:val="20"/>
+          <w:sz w:val="22"/>
           <w:szCs w:val="20"/>
         </w:rPr>
         <w:t xml:space="preserve">Name</w:t>
@@ -33,7 +33,7 @@
         <w:rPr>
           <w:rFonts w:ascii="Avenir Next" w:hAnsi="Avenir Next" w:cs="Avenir Next" w:eastAsia="Avenir Next"/>
           <w:color w:val="1A1A1A"/>
-          <w:sz w:val="20"/>
+          <w:sz w:val="22"/>
           <w:szCs w:val="20"/>
         </w:rPr>
         <w:t xml:space="preserve">   Date</w:t>
@@ -51,7 +51,7 @@
         <w:rPr>
           <w:rFonts w:ascii="Avenir Next" w:hAnsi="Avenir Next" w:cs="Avenir Next" w:eastAsia="Avenir Next"/>
           <w:color w:val="1A1A1A"/>
-          <w:sz w:val="20"/>
+          <w:sz w:val="22"/>
           <w:szCs w:val="20"/>
         </w:rPr>
         <w:t xml:space="preserve">   Period</w:t>
@@ -78,7 +78,7 @@
           <w:caps/>
           <w:color w:val="003A70"/>
           <w:spacing w:val="12"/>
-          <w:sz w:val="19"/>
+          <w:sz w:val="22"/>
           <w:szCs w:val="19"/>
         </w:rPr>
         <w:t xml:space="preserve">Lesson 7-7  ·  Session 2  ·  Practice  ·  Form A</w:t>
@@ -86,6 +86,7 @@
     </w:p>
     <w:p>
       <w:pPr>
+        <w:pStyle w:val="Heading1"/>
         <w:keepNext/>
         <w:spacing w:before="0" w:after="10" w:line="240" w:lineRule="auto"/>
       </w:pPr>
@@ -111,7 +112,7 @@
         <w:rPr>
           <w:rFonts w:ascii="Avenir Next" w:hAnsi="Avenir Next" w:cs="Avenir Next" w:eastAsia="Avenir Next"/>
           <w:color w:val="5A5F66"/>
-          <w:sz w:val="17"/>
+          <w:sz w:val="22"/>
           <w:szCs w:val="17"/>
         </w:rPr>
         <w:t xml:space="preserve">Learning target — I can use a scale to find a missing dimension of a figure on the coordinate plane.</w:t>
@@ -128,7 +129,7 @@
     </w:p>
     <w:p>
       <w:pPr>
-        <w:spacing w:before="0" w:after="0" w:line="60" w:lineRule="auto"/>
+        <w:spacing w:before="0" w:after="0" w:line="50" w:lineRule="exact"/>
       </w:pPr>
     </w:p>
     <w:tbl>
@@ -167,6 +168,7 @@
           </w:tcPr>
           <w:p>
             <w:pPr>
+              <w:pStyle w:val="Heading2"/>
               <w:spacing w:before="0" w:after="40" w:line="264" w:lineRule="auto"/>
             </w:pPr>
             <w:r>
@@ -194,25 +196,25 @@
                 <w:rFonts w:ascii="Avenir Next" w:hAnsi="Avenir Next" w:cs="Avenir Next" w:eastAsia="Avenir Next"/>
                 <w:b/>
                 <w:color w:val="003A70"/>
+                <w:sz w:val="22"/>
+                <w:szCs w:val="18"/>
+              </w:rPr>
+              <w:t xml:space="preserve">•</w:t>
+            </w:r>
+            <w:r>
+              <w:rPr>
+                <w:rFonts w:ascii="Avenir Next" w:hAnsi="Avenir Next" w:cs="Avenir Next" w:eastAsia="Avenir Next"/>
+                <w:color w:val="1A1A1A"/>
                 <w:sz w:val="18"/>
                 <w:szCs w:val="18"/>
               </w:rPr>
-              <w:t xml:space="preserve">•</w:t>
-            </w:r>
-            <w:r>
-              <w:rPr>
-                <w:rFonts w:ascii="Avenir Next" w:hAnsi="Avenir Next" w:cs="Avenir Next" w:eastAsia="Avenir Next"/>
-                <w:color w:val="1A1A1A"/>
-                <w:sz w:val="18"/>
-                <w:szCs w:val="18"/>
-              </w:rPr>
               <w:tab/>
             </w:r>
             <w:r>
               <w:rPr>
                 <w:rFonts w:ascii="Avenir Next" w:hAnsi="Avenir Next" w:cs="Avenir Next" w:eastAsia="Avenir Next"/>
                 <w:color w:val="1A1A1A"/>
-                <w:sz w:val="18"/>
+                <w:sz w:val="22"/>
                 <w:szCs w:val="18"/>
               </w:rPr>
               <w:t xml:space="preserve">A </w:t>
@@ -222,7 +224,7 @@
                 <w:rFonts w:ascii="Avenir Next" w:hAnsi="Avenir Next" w:cs="Avenir Next" w:eastAsia="Avenir Next"/>
                 <w:b/>
                 <w:color w:val="1A1A1A"/>
-                <w:sz w:val="18"/>
+                <w:sz w:val="22"/>
                 <w:szCs w:val="18"/>
               </w:rPr>
               <w:t xml:space="preserve">scale</w:t>
@@ -231,7 +233,7 @@
               <w:rPr>
                 <w:rFonts w:ascii="Avenir Next" w:hAnsi="Avenir Next" w:cs="Avenir Next" w:eastAsia="Avenir Next"/>
                 <w:color w:val="1A1A1A"/>
-                <w:sz w:val="18"/>
+                <w:sz w:val="22"/>
                 <w:szCs w:val="18"/>
               </w:rPr>
               <w:t xml:space="preserve"> tells how long one grid unit is in real life: 1 unit = 4 m.</w:t>
@@ -250,25 +252,25 @@
                 <w:rFonts w:ascii="Avenir Next" w:hAnsi="Avenir Next" w:cs="Avenir Next" w:eastAsia="Avenir Next"/>
                 <w:b/>
                 <w:color w:val="003A70"/>
+                <w:sz w:val="22"/>
+                <w:szCs w:val="18"/>
+              </w:rPr>
+              <w:t xml:space="preserve">•</w:t>
+            </w:r>
+            <w:r>
+              <w:rPr>
+                <w:rFonts w:ascii="Avenir Next" w:hAnsi="Avenir Next" w:cs="Avenir Next" w:eastAsia="Avenir Next"/>
+                <w:color w:val="1A1A1A"/>
                 <w:sz w:val="18"/>
                 <w:szCs w:val="18"/>
               </w:rPr>
-              <w:t xml:space="preserve">•</w:t>
-            </w:r>
-            <w:r>
-              <w:rPr>
-                <w:rFonts w:ascii="Avenir Next" w:hAnsi="Avenir Next" w:cs="Avenir Next" w:eastAsia="Avenir Next"/>
-                <w:color w:val="1A1A1A"/>
-                <w:sz w:val="18"/>
-                <w:szCs w:val="18"/>
-              </w:rPr>
               <w:tab/>
             </w:r>
             <w:r>
               <w:rPr>
                 <w:rFonts w:ascii="Avenir Next" w:hAnsi="Avenir Next" w:cs="Avenir Next" w:eastAsia="Avenir Next"/>
                 <w:color w:val="1A1A1A"/>
-                <w:sz w:val="18"/>
+                <w:sz w:val="22"/>
                 <w:szCs w:val="18"/>
               </w:rPr>
               <w:t xml:space="preserve">Change each side to real length </w:t>
@@ -278,7 +280,7 @@
                 <w:rFonts w:ascii="Avenir Next" w:hAnsi="Avenir Next" w:cs="Avenir Next" w:eastAsia="Avenir Next"/>
                 <w:b/>
                 <w:color w:val="1A1A1A"/>
-                <w:sz w:val="18"/>
+                <w:sz w:val="22"/>
                 <w:szCs w:val="18"/>
               </w:rPr>
               <w:t xml:space="preserve">first</w:t>
@@ -287,7 +289,7 @@
               <w:rPr>
                 <w:rFonts w:ascii="Avenir Next" w:hAnsi="Avenir Next" w:cs="Avenir Next" w:eastAsia="Avenir Next"/>
                 <w:color w:val="1A1A1A"/>
-                <w:sz w:val="18"/>
+                <w:sz w:val="22"/>
                 <w:szCs w:val="18"/>
               </w:rPr>
               <w:t xml:space="preserve"> (units × scale). Then find perimeter or area.</w:t>
@@ -306,25 +308,25 @@
                 <w:rFonts w:ascii="Avenir Next" w:hAnsi="Avenir Next" w:cs="Avenir Next" w:eastAsia="Avenir Next"/>
                 <w:b/>
                 <w:color w:val="003A70"/>
+                <w:sz w:val="22"/>
+                <w:szCs w:val="18"/>
+              </w:rPr>
+              <w:t xml:space="preserve">•</w:t>
+            </w:r>
+            <w:r>
+              <w:rPr>
+                <w:rFonts w:ascii="Avenir Next" w:hAnsi="Avenir Next" w:cs="Avenir Next" w:eastAsia="Avenir Next"/>
+                <w:color w:val="1A1A1A"/>
                 <w:sz w:val="18"/>
                 <w:szCs w:val="18"/>
               </w:rPr>
-              <w:t xml:space="preserve">•</w:t>
-            </w:r>
-            <w:r>
-              <w:rPr>
-                <w:rFonts w:ascii="Avenir Next" w:hAnsi="Avenir Next" w:cs="Avenir Next" w:eastAsia="Avenir Next"/>
-                <w:color w:val="1A1A1A"/>
-                <w:sz w:val="18"/>
-                <w:szCs w:val="18"/>
-              </w:rPr>
               <w:tab/>
             </w:r>
             <w:r>
               <w:rPr>
                 <w:rFonts w:ascii="Avenir Next" w:hAnsi="Avenir Next" w:cs="Avenir Next" w:eastAsia="Avenir Next"/>
                 <w:color w:val="1A1A1A"/>
-                <w:sz w:val="18"/>
+                <w:sz w:val="22"/>
                 <w:szCs w:val="18"/>
               </w:rPr>
               <w:t xml:space="preserve">Missing side = </w:t>
@@ -334,7 +336,7 @@
                 <w:rFonts w:ascii="Avenir Next" w:hAnsi="Avenir Next" w:cs="Avenir Next" w:eastAsia="Avenir Next"/>
                 <w:b/>
                 <w:color w:val="1A1A1A"/>
-                <w:sz w:val="18"/>
+                <w:sz w:val="22"/>
                 <w:szCs w:val="18"/>
               </w:rPr>
               <w:t xml:space="preserve">area ÷ known side</w:t>
@@ -343,7 +345,7 @@
               <w:rPr>
                 <w:rFonts w:ascii="Avenir Next" w:hAnsi="Avenir Next" w:cs="Avenir Next" w:eastAsia="Avenir Next"/>
                 <w:color w:val="1A1A1A"/>
-                <w:sz w:val="18"/>
+                <w:sz w:val="22"/>
                 <w:szCs w:val="18"/>
               </w:rPr>
               <w:t xml:space="preserve">. Area uses square units (ft², m²).</w:t>
@@ -358,6 +360,7 @@
           </w:tcPr>
           <w:p>
             <w:pPr>
+              <w:pStyle w:val="Heading2"/>
               <w:spacing w:before="0" w:after="40" w:line="264" w:lineRule="auto"/>
             </w:pPr>
             <w:r>
@@ -380,7 +383,7 @@
               <w:rPr>
                 <w:rFonts w:ascii="Avenir Next" w:hAnsi="Avenir Next" w:cs="Avenir Next" w:eastAsia="Avenir Next"/>
                 <w:color w:val="1A1A1A"/>
-                <w:sz w:val="17"/>
+                <w:sz w:val="22"/>
                 <w:szCs w:val="17"/>
               </w:rPr>
               <w:t xml:space="preserve">A plan uses 1 unit = 10 m. A field must cover 2,400 m² and is 4 units wide. Find its real length.</w:t>
@@ -399,25 +402,25 @@
                 <w:rFonts w:ascii="Avenir Next" w:hAnsi="Avenir Next" w:cs="Avenir Next" w:eastAsia="Avenir Next"/>
                 <w:b/>
                 <w:color w:val="003A70"/>
+                <w:sz w:val="22"/>
+                <w:szCs w:val="17"/>
+              </w:rPr>
+              <w:t xml:space="preserve">Step 1</w:t>
+            </w:r>
+            <w:r>
+              <w:rPr>
+                <w:rFonts w:ascii="Avenir Next" w:hAnsi="Avenir Next" w:cs="Avenir Next" w:eastAsia="Avenir Next"/>
+                <w:color w:val="1A1A1A"/>
                 <w:sz w:val="17"/>
                 <w:szCs w:val="17"/>
               </w:rPr>
-              <w:t xml:space="preserve">Step 1</w:t>
-            </w:r>
-            <w:r>
-              <w:rPr>
-                <w:rFonts w:ascii="Avenir Next" w:hAnsi="Avenir Next" w:cs="Avenir Next" w:eastAsia="Avenir Next"/>
-                <w:color w:val="1A1A1A"/>
-                <w:sz w:val="17"/>
-                <w:szCs w:val="17"/>
-              </w:rPr>
               <w:tab/>
             </w:r>
             <w:r>
               <w:rPr>
                 <w:rFonts w:ascii="Avenir Next" w:hAnsi="Avenir Next" w:cs="Avenir Next" w:eastAsia="Avenir Next"/>
                 <w:color w:val="1A1A1A"/>
-                <w:sz w:val="17"/>
+                <w:sz w:val="22"/>
                 <w:szCs w:val="17"/>
               </w:rPr>
               <w:t xml:space="preserve">Real width: 4 × 10 = 40 m.</w:t>
@@ -436,25 +439,25 @@
                 <w:rFonts w:ascii="Avenir Next" w:hAnsi="Avenir Next" w:cs="Avenir Next" w:eastAsia="Avenir Next"/>
                 <w:b/>
                 <w:color w:val="003A70"/>
+                <w:sz w:val="22"/>
+                <w:szCs w:val="17"/>
+              </w:rPr>
+              <w:t xml:space="preserve">Step 2</w:t>
+            </w:r>
+            <w:r>
+              <w:rPr>
+                <w:rFonts w:ascii="Avenir Next" w:hAnsi="Avenir Next" w:cs="Avenir Next" w:eastAsia="Avenir Next"/>
+                <w:color w:val="1A1A1A"/>
                 <w:sz w:val="17"/>
                 <w:szCs w:val="17"/>
               </w:rPr>
-              <w:t xml:space="preserve">Step 2</w:t>
-            </w:r>
-            <w:r>
-              <w:rPr>
-                <w:rFonts w:ascii="Avenir Next" w:hAnsi="Avenir Next" w:cs="Avenir Next" w:eastAsia="Avenir Next"/>
-                <w:color w:val="1A1A1A"/>
-                <w:sz w:val="17"/>
-                <w:szCs w:val="17"/>
-              </w:rPr>
               <w:tab/>
             </w:r>
             <w:r>
               <w:rPr>
                 <w:rFonts w:ascii="Avenir Next" w:hAnsi="Avenir Next" w:cs="Avenir Next" w:eastAsia="Avenir Next"/>
                 <w:color w:val="1A1A1A"/>
-                <w:sz w:val="17"/>
+                <w:sz w:val="22"/>
                 <w:szCs w:val="17"/>
               </w:rPr>
               <w:t xml:space="preserve">Real length: 2,400 ÷ 40 = 60 m.</w:t>
@@ -473,25 +476,25 @@
                 <w:rFonts w:ascii="Avenir Next" w:hAnsi="Avenir Next" w:cs="Avenir Next" w:eastAsia="Avenir Next"/>
                 <w:b/>
                 <w:color w:val="003A70"/>
+                <w:sz w:val="22"/>
+                <w:szCs w:val="17"/>
+              </w:rPr>
+              <w:t xml:space="preserve">Step 3</w:t>
+            </w:r>
+            <w:r>
+              <w:rPr>
+                <w:rFonts w:ascii="Avenir Next" w:hAnsi="Avenir Next" w:cs="Avenir Next" w:eastAsia="Avenir Next"/>
+                <w:color w:val="1A1A1A"/>
                 <w:sz w:val="17"/>
                 <w:szCs w:val="17"/>
               </w:rPr>
-              <w:t xml:space="preserve">Step 3</w:t>
-            </w:r>
-            <w:r>
-              <w:rPr>
-                <w:rFonts w:ascii="Avenir Next" w:hAnsi="Avenir Next" w:cs="Avenir Next" w:eastAsia="Avenir Next"/>
-                <w:color w:val="1A1A1A"/>
-                <w:sz w:val="17"/>
-                <w:szCs w:val="17"/>
-              </w:rPr>
               <w:tab/>
             </w:r>
             <w:r>
               <w:rPr>
                 <w:rFonts w:ascii="Avenir Next" w:hAnsi="Avenir Next" w:cs="Avenir Next" w:eastAsia="Avenir Next"/>
                 <w:color w:val="1A1A1A"/>
-                <w:sz w:val="17"/>
+                <w:sz w:val="22"/>
                 <w:szCs w:val="17"/>
               </w:rPr>
               <w:t xml:space="preserve">On the plan: 60 ÷ 10 = 6 units long.</w:t>
@@ -510,18 +513,18 @@
                 <w:rFonts w:ascii="Avenir Next" w:hAnsi="Avenir Next" w:cs="Avenir Next" w:eastAsia="Avenir Next"/>
                 <w:b/>
                 <w:color w:val="1A1A1A"/>
+                <w:sz w:val="22"/>
+                <w:szCs w:val="17"/>
+              </w:rPr>
+              <w:t xml:space="preserve">Answer</w:t>
+            </w:r>
+            <w:r>
+              <w:rPr>
+                <w:rFonts w:ascii="Avenir Next" w:hAnsi="Avenir Next" w:cs="Avenir Next" w:eastAsia="Avenir Next"/>
+                <w:color w:val="1A1A1A"/>
                 <w:sz w:val="17"/>
                 <w:szCs w:val="17"/>
               </w:rPr>
-              <w:t xml:space="preserve">Answer</w:t>
-            </w:r>
-            <w:r>
-              <w:rPr>
-                <w:rFonts w:ascii="Avenir Next" w:hAnsi="Avenir Next" w:cs="Avenir Next" w:eastAsia="Avenir Next"/>
-                <w:color w:val="1A1A1A"/>
-                <w:sz w:val="17"/>
-                <w:szCs w:val="17"/>
-              </w:rPr>
               <w:tab/>
             </w:r>
             <w:r>
@@ -529,7 +532,7 @@
                 <w:rFonts w:ascii="Avenir Next" w:hAnsi="Avenir Next" w:cs="Avenir Next" w:eastAsia="Avenir Next"/>
                 <w:b/>
                 <w:color w:val="1A1A1A"/>
-                <w:sz w:val="17"/>
+                <w:sz w:val="22"/>
                 <w:szCs w:val="17"/>
               </w:rPr>
               <w:t xml:space="preserve">60 m long (6 units on the plan)</w:t>
@@ -558,7 +561,7 @@
           <w:rFonts w:ascii="Avenir Next" w:hAnsi="Avenir Next" w:cs="Avenir Next" w:eastAsia="Avenir Next"/>
           <w:b/>
           <w:color w:val="1A1A1A"/>
-          <w:sz w:val="17"/>
+          <w:sz w:val="22"/>
           <w:szCs w:val="17"/>
         </w:rPr>
         <w:t xml:space="preserve">scale</w:t>
@@ -568,7 +571,7 @@
           <w:rFonts w:ascii="Avenir Next" w:hAnsi="Avenir Next" w:cs="Avenir Next" w:eastAsia="Avenir Next"/>
           <w:i/>
           <w:color w:val="5A5F66"/>
-          <w:sz w:val="17"/>
+          <w:sz w:val="22"/>
           <w:szCs w:val="17"/>
         </w:rPr>
         <w:t xml:space="preserve"> (escala)</w:t>
@@ -577,7 +580,7 @@
         <w:rPr>
           <w:rFonts w:ascii="Avenir Next" w:hAnsi="Avenir Next" w:cs="Avenir Next" w:eastAsia="Avenir Next"/>
           <w:color w:val="5A5F66"/>
-          <w:sz w:val="17"/>
+          <w:sz w:val="22"/>
           <w:szCs w:val="17"/>
         </w:rPr>
         <w:t xml:space="preserve">   ·   </w:t>
@@ -587,7 +590,7 @@
           <w:rFonts w:ascii="Avenir Next" w:hAnsi="Avenir Next" w:cs="Avenir Next" w:eastAsia="Avenir Next"/>
           <w:b/>
           <w:color w:val="1A1A1A"/>
-          <w:sz w:val="17"/>
+          <w:sz w:val="22"/>
           <w:szCs w:val="17"/>
         </w:rPr>
         <w:t xml:space="preserve">area</w:t>
@@ -597,7 +600,7 @@
           <w:rFonts w:ascii="Avenir Next" w:hAnsi="Avenir Next" w:cs="Avenir Next" w:eastAsia="Avenir Next"/>
           <w:i/>
           <w:color w:val="5A5F66"/>
-          <w:sz w:val="17"/>
+          <w:sz w:val="22"/>
           <w:szCs w:val="17"/>
         </w:rPr>
         <w:t xml:space="preserve"> (área)</w:t>
@@ -606,7 +609,7 @@
         <w:rPr>
           <w:rFonts w:ascii="Avenir Next" w:hAnsi="Avenir Next" w:cs="Avenir Next" w:eastAsia="Avenir Next"/>
           <w:color w:val="5A5F66"/>
-          <w:sz w:val="17"/>
+          <w:sz w:val="22"/>
           <w:szCs w:val="17"/>
         </w:rPr>
         <w:t xml:space="preserve">   ·   </w:t>
@@ -616,7 +619,7 @@
           <w:rFonts w:ascii="Avenir Next" w:hAnsi="Avenir Next" w:cs="Avenir Next" w:eastAsia="Avenir Next"/>
           <w:b/>
           <w:color w:val="1A1A1A"/>
-          <w:sz w:val="17"/>
+          <w:sz w:val="22"/>
           <w:szCs w:val="17"/>
         </w:rPr>
         <w:t xml:space="preserve">dimensions</w:t>
@@ -626,7 +629,7 @@
           <w:rFonts w:ascii="Avenir Next" w:hAnsi="Avenir Next" w:cs="Avenir Next" w:eastAsia="Avenir Next"/>
           <w:i/>
           <w:color w:val="5A5F66"/>
-          <w:sz w:val="17"/>
+          <w:sz w:val="22"/>
           <w:szCs w:val="17"/>
         </w:rPr>
         <w:t xml:space="preserve"> (dimensiones)</w:t>
@@ -634,6 +637,7 @@
     </w:p>
     <w:p>
       <w:pPr>
+        <w:pStyle w:val="Heading2"/>
         <w:keepNext/>
         <w:pBdr>
           <w:bottom w:val="single" w:sz="8" w:space="3" w:color="003A70"/>
@@ -649,7 +653,7 @@
           <w:b/>
           <w:color w:val="003A70"/>
           <w:spacing w:val="14"/>
-          <w:sz w:val="19"/>
+          <w:sz w:val="22"/>
           <w:szCs w:val="19"/>
         </w:rPr>
         <w:t xml:space="preserve">PRACTICE</w:t>
@@ -668,7 +672,7 @@
           <w:rFonts w:ascii="Avenir Next" w:hAnsi="Avenir Next" w:cs="Avenir Next" w:eastAsia="Avenir Next"/>
           <w:i/>
           <w:color w:val="5A5F66"/>
-          <w:sz w:val="17"/>
+          <w:sz w:val="22"/>
           <w:szCs w:val="17"/>
         </w:rPr>
         <w:t xml:space="preserve">show your work · label units</w:t>
@@ -676,7 +680,7 @@
     </w:p>
     <w:p>
       <w:pPr>
-        <w:spacing w:before="0" w:after="0" w:line="20" w:lineRule="exact"/>
+        <w:spacing w:before="0" w:after="0" w:line="50" w:lineRule="exact"/>
       </w:pPr>
     </w:p>
     <w:tbl>
@@ -726,25 +730,25 @@
                 <w:rFonts w:ascii="Avenir Next" w:hAnsi="Avenir Next" w:cs="Avenir Next" w:eastAsia="Avenir Next"/>
                 <w:b/>
                 <w:color w:val="1A1A1A"/>
+                <w:sz w:val="22"/>
+                <w:szCs w:val="20"/>
+              </w:rPr>
+              <w:t xml:space="preserve">1.</w:t>
+            </w:r>
+            <w:r>
+              <w:rPr>
+                <w:rFonts w:ascii="Avenir Next" w:hAnsi="Avenir Next" w:cs="Avenir Next" w:eastAsia="Avenir Next"/>
+                <w:color w:val="1A1A1A"/>
                 <w:sz w:val="20"/>
                 <w:szCs w:val="20"/>
               </w:rPr>
-              <w:t xml:space="preserve">1.</w:t>
-            </w:r>
-            <w:r>
-              <w:rPr>
-                <w:rFonts w:ascii="Avenir Next" w:hAnsi="Avenir Next" w:cs="Avenir Next" w:eastAsia="Avenir Next"/>
-                <w:color w:val="1A1A1A"/>
-                <w:sz w:val="20"/>
-                <w:szCs w:val="20"/>
-              </w:rPr>
               <w:tab/>
             </w:r>
             <w:r>
               <w:rPr>
                 <w:rFonts w:ascii="Avenir Next" w:hAnsi="Avenir Next" w:cs="Avenir Next" w:eastAsia="Avenir Next"/>
                 <w:color w:val="1A1A1A"/>
-                <w:sz w:val="20"/>
+                <w:sz w:val="22"/>
                 <w:szCs w:val="20"/>
               </w:rPr>
               <w:t xml:space="preserve">On a plan, 1 grid unit = 6 ft. Change each measure.</w:t>
@@ -799,25 +803,25 @@
                       <w:rFonts w:ascii="Avenir Next" w:hAnsi="Avenir Next" w:cs="Avenir Next" w:eastAsia="Avenir Next"/>
                       <w:b/>
                       <w:color w:val="003A70"/>
+                      <w:sz w:val="22"/>
+                      <w:szCs w:val="20"/>
+                    </w:rPr>
+                    <w:t xml:space="preserve">a.</w:t>
+                  </w:r>
+                  <w:r>
+                    <w:rPr>
+                      <w:rFonts w:ascii="Avenir Next" w:hAnsi="Avenir Next" w:cs="Avenir Next" w:eastAsia="Avenir Next"/>
+                      <w:color w:val="1A1A1A"/>
                       <w:sz w:val="20"/>
                       <w:szCs w:val="20"/>
                     </w:rPr>
-                    <w:t xml:space="preserve">a.</w:t>
-                  </w:r>
-                  <w:r>
-                    <w:rPr>
-                      <w:rFonts w:ascii="Avenir Next" w:hAnsi="Avenir Next" w:cs="Avenir Next" w:eastAsia="Avenir Next"/>
-                      <w:color w:val="1A1A1A"/>
-                      <w:sz w:val="20"/>
-                      <w:szCs w:val="20"/>
-                    </w:rPr>
                     <w:tab/>
                   </w:r>
                   <w:r>
                     <w:rPr>
                       <w:rFonts w:ascii="Avenir Next" w:hAnsi="Avenir Next" w:cs="Avenir Next" w:eastAsia="Avenir Next"/>
                       <w:color w:val="1A1A1A"/>
-                      <w:sz w:val="20"/>
+                      <w:sz w:val="22"/>
                       <w:szCs w:val="20"/>
                     </w:rPr>
                     <w:t xml:space="preserve">4 units =</w:t>
@@ -845,7 +849,7 @@
                     <w:rPr>
                       <w:rFonts w:ascii="Avenir Next" w:hAnsi="Avenir Next" w:cs="Avenir Next" w:eastAsia="Avenir Next"/>
                       <w:color w:val="1A1A1A"/>
-                      <w:sz w:val="20"/>
+                      <w:sz w:val="22"/>
                       <w:szCs w:val="20"/>
                     </w:rPr>
                     <w:t xml:space="preserve"> ft</w:t>
@@ -870,25 +874,25 @@
                       <w:rFonts w:ascii="Avenir Next" w:hAnsi="Avenir Next" w:cs="Avenir Next" w:eastAsia="Avenir Next"/>
                       <w:b/>
                       <w:color w:val="003A70"/>
+                      <w:sz w:val="22"/>
+                      <w:szCs w:val="20"/>
+                    </w:rPr>
+                    <w:t xml:space="preserve">b.</w:t>
+                  </w:r>
+                  <w:r>
+                    <w:rPr>
+                      <w:rFonts w:ascii="Avenir Next" w:hAnsi="Avenir Next" w:cs="Avenir Next" w:eastAsia="Avenir Next"/>
+                      <w:color w:val="1A1A1A"/>
                       <w:sz w:val="20"/>
                       <w:szCs w:val="20"/>
                     </w:rPr>
-                    <w:t xml:space="preserve">b.</w:t>
-                  </w:r>
-                  <w:r>
-                    <w:rPr>
-                      <w:rFonts w:ascii="Avenir Next" w:hAnsi="Avenir Next" w:cs="Avenir Next" w:eastAsia="Avenir Next"/>
-                      <w:color w:val="1A1A1A"/>
-                      <w:sz w:val="20"/>
-                      <w:szCs w:val="20"/>
-                    </w:rPr>
                     <w:tab/>
                   </w:r>
                   <w:r>
                     <w:rPr>
                       <w:rFonts w:ascii="Avenir Next" w:hAnsi="Avenir Next" w:cs="Avenir Next" w:eastAsia="Avenir Next"/>
                       <w:color w:val="1A1A1A"/>
-                      <w:sz w:val="20"/>
+                      <w:sz w:val="22"/>
                       <w:szCs w:val="20"/>
                     </w:rPr>
                     <w:t xml:space="preserve">9 units =</w:t>
@@ -916,7 +920,7 @@
                     <w:rPr>
                       <w:rFonts w:ascii="Avenir Next" w:hAnsi="Avenir Next" w:cs="Avenir Next" w:eastAsia="Avenir Next"/>
                       <w:color w:val="1A1A1A"/>
-                      <w:sz w:val="20"/>
+                      <w:sz w:val="22"/>
                       <w:szCs w:val="20"/>
                     </w:rPr>
                     <w:t xml:space="preserve"> ft</w:t>
@@ -947,25 +951,25 @@
                       <w:rFonts w:ascii="Avenir Next" w:hAnsi="Avenir Next" w:cs="Avenir Next" w:eastAsia="Avenir Next"/>
                       <w:b/>
                       <w:color w:val="003A70"/>
+                      <w:sz w:val="22"/>
+                      <w:szCs w:val="20"/>
+                    </w:rPr>
+                    <w:t xml:space="preserve">c.</w:t>
+                  </w:r>
+                  <w:r>
+                    <w:rPr>
+                      <w:rFonts w:ascii="Avenir Next" w:hAnsi="Avenir Next" w:cs="Avenir Next" w:eastAsia="Avenir Next"/>
+                      <w:color w:val="1A1A1A"/>
                       <w:sz w:val="20"/>
                       <w:szCs w:val="20"/>
                     </w:rPr>
-                    <w:t xml:space="preserve">c.</w:t>
-                  </w:r>
-                  <w:r>
-                    <w:rPr>
-                      <w:rFonts w:ascii="Avenir Next" w:hAnsi="Avenir Next" w:cs="Avenir Next" w:eastAsia="Avenir Next"/>
-                      <w:color w:val="1A1A1A"/>
-                      <w:sz w:val="20"/>
-                      <w:szCs w:val="20"/>
-                    </w:rPr>
                     <w:tab/>
                   </w:r>
                   <w:r>
                     <w:rPr>
                       <w:rFonts w:ascii="Avenir Next" w:hAnsi="Avenir Next" w:cs="Avenir Next" w:eastAsia="Avenir Next"/>
                       <w:color w:val="1A1A1A"/>
-                      <w:sz w:val="20"/>
+                      <w:sz w:val="22"/>
                       <w:szCs w:val="20"/>
                     </w:rPr>
                     <w:t xml:space="preserve">42 ft =</w:t>
@@ -993,7 +997,7 @@
                     <w:rPr>
                       <w:rFonts w:ascii="Avenir Next" w:hAnsi="Avenir Next" w:cs="Avenir Next" w:eastAsia="Avenir Next"/>
                       <w:color w:val="1A1A1A"/>
-                      <w:sz w:val="20"/>
+                      <w:sz w:val="22"/>
                       <w:szCs w:val="20"/>
                     </w:rPr>
                     <w:t xml:space="preserve"> units</w:t>
@@ -1018,25 +1022,25 @@
                       <w:rFonts w:ascii="Avenir Next" w:hAnsi="Avenir Next" w:cs="Avenir Next" w:eastAsia="Avenir Next"/>
                       <w:b/>
                       <w:color w:val="003A70"/>
+                      <w:sz w:val="22"/>
+                      <w:szCs w:val="20"/>
+                    </w:rPr>
+                    <w:t xml:space="preserve">d.</w:t>
+                  </w:r>
+                  <w:r>
+                    <w:rPr>
+                      <w:rFonts w:ascii="Avenir Next" w:hAnsi="Avenir Next" w:cs="Avenir Next" w:eastAsia="Avenir Next"/>
+                      <w:color w:val="1A1A1A"/>
                       <w:sz w:val="20"/>
                       <w:szCs w:val="20"/>
                     </w:rPr>
-                    <w:t xml:space="preserve">d.</w:t>
-                  </w:r>
-                  <w:r>
-                    <w:rPr>
-                      <w:rFonts w:ascii="Avenir Next" w:hAnsi="Avenir Next" w:cs="Avenir Next" w:eastAsia="Avenir Next"/>
-                      <w:color w:val="1A1A1A"/>
-                      <w:sz w:val="20"/>
-                      <w:szCs w:val="20"/>
-                    </w:rPr>
                     <w:tab/>
                   </w:r>
                   <w:r>
                     <w:rPr>
                       <w:rFonts w:ascii="Avenir Next" w:hAnsi="Avenir Next" w:cs="Avenir Next" w:eastAsia="Avenir Next"/>
                       <w:color w:val="1A1A1A"/>
-                      <w:sz w:val="20"/>
+                      <w:sz w:val="22"/>
                       <w:szCs w:val="20"/>
                     </w:rPr>
                     <w:t xml:space="preserve">90 ft =</w:t>
@@ -1064,7 +1068,7 @@
                     <w:rPr>
                       <w:rFonts w:ascii="Avenir Next" w:hAnsi="Avenir Next" w:cs="Avenir Next" w:eastAsia="Avenir Next"/>
                       <w:color w:val="1A1A1A"/>
-                      <w:sz w:val="20"/>
+                      <w:sz w:val="22"/>
                       <w:szCs w:val="20"/>
                     </w:rPr>
                     <w:t xml:space="preserve"> units</w:t>
@@ -1075,7 +1079,7 @@
           </w:tbl>
           <w:p>
             <w:pPr>
-              <w:spacing w:before="0" w:after="0" w:line="24" w:lineRule="auto"/>
+              <w:spacing w:before="0" w:after="0" w:line="50" w:lineRule="exact"/>
             </w:pPr>
           </w:p>
         </w:tc>
@@ -1083,12 +1087,12 @@
     </w:tbl>
     <w:p>
       <w:pPr>
-        <w:spacing w:before="0" w:after="0" w:line="20" w:lineRule="exact"/>
+        <w:spacing w:before="0" w:after="0" w:line="50" w:lineRule="exact"/>
       </w:pPr>
     </w:p>
     <w:p>
       <w:pPr>
-        <w:spacing w:before="0" w:after="0" w:line="20" w:lineRule="exact"/>
+        <w:spacing w:before="0" w:after="0" w:line="50" w:lineRule="exact"/>
       </w:pPr>
     </w:p>
     <w:tbl>
@@ -1172,35 +1176,35 @@
                       <w:rFonts w:ascii="Avenir Next" w:hAnsi="Avenir Next" w:cs="Avenir Next" w:eastAsia="Avenir Next"/>
                       <w:b/>
                       <w:color w:val="1A1A1A"/>
+                      <w:sz w:val="22"/>
+                      <w:szCs w:val="20"/>
+                    </w:rPr>
+                    <w:t xml:space="preserve">2.</w:t>
+                  </w:r>
+                  <w:r>
+                    <w:rPr>
+                      <w:rFonts w:ascii="Avenir Next" w:hAnsi="Avenir Next" w:cs="Avenir Next" w:eastAsia="Avenir Next"/>
+                      <w:color w:val="1A1A1A"/>
                       <w:sz w:val="20"/>
                       <w:szCs w:val="20"/>
                     </w:rPr>
-                    <w:t xml:space="preserve">2.</w:t>
-                  </w:r>
-                  <w:r>
-                    <w:rPr>
-                      <w:rFonts w:ascii="Avenir Next" w:hAnsi="Avenir Next" w:cs="Avenir Next" w:eastAsia="Avenir Next"/>
-                      <w:color w:val="1A1A1A"/>
-                      <w:sz w:val="20"/>
+                    <w:tab/>
+                  </w:r>
+                  <w:r>
+                    <w:rPr>
+                      <w:rFonts w:ascii="Avenir Next" w:hAnsi="Avenir Next" w:cs="Avenir Next" w:eastAsia="Avenir Next"/>
+                      <w:b/>
+                      <w:color w:val="1A1A1A"/>
+                      <w:sz w:val="22"/>
                       <w:szCs w:val="20"/>
                     </w:rPr>
-                    <w:tab/>
-                  </w:r>
-                  <w:r>
-                    <w:rPr>
-                      <w:rFonts w:ascii="Avenir Next" w:hAnsi="Avenir Next" w:cs="Avenir Next" w:eastAsia="Avenir Next"/>
-                      <w:b/>
-                      <w:color w:val="1A1A1A"/>
-                      <w:sz w:val="20"/>
-                      <w:szCs w:val="20"/>
-                    </w:rPr>
                     <w:t xml:space="preserve">Courtyard.  </w:t>
                   </w:r>
                   <w:r>
                     <w:rPr>
                       <w:rFonts w:ascii="Avenir Next" w:hAnsi="Avenir Next" w:cs="Avenir Next" w:eastAsia="Avenir Next"/>
                       <w:color w:val="1A1A1A"/>
-                      <w:sz w:val="20"/>
+                      <w:sz w:val="22"/>
                       <w:szCs w:val="20"/>
                     </w:rPr>
                     <w:t xml:space="preserve">Three corners of a rectangular courtyard are (−5, 6), (6, 6) and (6, −3). Each unit is 10 feet.</w:t>
@@ -1220,25 +1224,25 @@
                       <w:rFonts w:ascii="Avenir Next" w:hAnsi="Avenir Next" w:cs="Avenir Next" w:eastAsia="Avenir Next"/>
                       <w:b/>
                       <w:color w:val="003A70"/>
+                      <w:sz w:val="22"/>
+                      <w:szCs w:val="20"/>
+                    </w:rPr>
+                    <w:t xml:space="preserve">a.</w:t>
+                  </w:r>
+                  <w:r>
+                    <w:rPr>
+                      <w:rFonts w:ascii="Avenir Next" w:hAnsi="Avenir Next" w:cs="Avenir Next" w:eastAsia="Avenir Next"/>
+                      <w:color w:val="1A1A1A"/>
                       <w:sz w:val="20"/>
                       <w:szCs w:val="20"/>
                     </w:rPr>
-                    <w:t xml:space="preserve">a.</w:t>
-                  </w:r>
-                  <w:r>
-                    <w:rPr>
-                      <w:rFonts w:ascii="Avenir Next" w:hAnsi="Avenir Next" w:cs="Avenir Next" w:eastAsia="Avenir Next"/>
-                      <w:color w:val="1A1A1A"/>
-                      <w:sz w:val="20"/>
-                      <w:szCs w:val="20"/>
-                    </w:rPr>
                     <w:tab/>
                   </w:r>
                   <w:r>
                     <w:rPr>
                       <w:rFonts w:ascii="Avenir Next" w:hAnsi="Avenir Next" w:cs="Avenir Next" w:eastAsia="Avenir Next"/>
                       <w:color w:val="1A1A1A"/>
-                      <w:sz w:val="20"/>
+                      <w:sz w:val="22"/>
                       <w:szCs w:val="20"/>
                     </w:rPr>
                     <w:t xml:space="preserve">Plot the corners. Name the fourth corner.</w:t>
@@ -1277,25 +1281,25 @@
                       <w:rFonts w:ascii="Avenir Next" w:hAnsi="Avenir Next" w:cs="Avenir Next" w:eastAsia="Avenir Next"/>
                       <w:b/>
                       <w:color w:val="003A70"/>
+                      <w:sz w:val="22"/>
+                      <w:szCs w:val="20"/>
+                    </w:rPr>
+                    <w:t xml:space="preserve">b.</w:t>
+                  </w:r>
+                  <w:r>
+                    <w:rPr>
+                      <w:rFonts w:ascii="Avenir Next" w:hAnsi="Avenir Next" w:cs="Avenir Next" w:eastAsia="Avenir Next"/>
+                      <w:color w:val="1A1A1A"/>
                       <w:sz w:val="20"/>
                       <w:szCs w:val="20"/>
                     </w:rPr>
-                    <w:t xml:space="preserve">b.</w:t>
-                  </w:r>
-                  <w:r>
-                    <w:rPr>
-                      <w:rFonts w:ascii="Avenir Next" w:hAnsi="Avenir Next" w:cs="Avenir Next" w:eastAsia="Avenir Next"/>
-                      <w:color w:val="1A1A1A"/>
-                      <w:sz w:val="20"/>
-                      <w:szCs w:val="20"/>
-                    </w:rPr>
                     <w:tab/>
                   </w:r>
                   <w:r>
                     <w:rPr>
                       <w:rFonts w:ascii="Avenir Next" w:hAnsi="Avenir Next" w:cs="Avenir Next" w:eastAsia="Avenir Next"/>
                       <w:color w:val="1A1A1A"/>
-                      <w:sz w:val="20"/>
+                      <w:sz w:val="22"/>
                       <w:szCs w:val="20"/>
                     </w:rPr>
                     <w:t xml:space="preserve">Width and height in feet</w:t>
@@ -1334,25 +1338,25 @@
                       <w:rFonts w:ascii="Avenir Next" w:hAnsi="Avenir Next" w:cs="Avenir Next" w:eastAsia="Avenir Next"/>
                       <w:b/>
                       <w:color w:val="003A70"/>
+                      <w:sz w:val="22"/>
+                      <w:szCs w:val="20"/>
+                    </w:rPr>
+                    <w:t xml:space="preserve">c.</w:t>
+                  </w:r>
+                  <w:r>
+                    <w:rPr>
+                      <w:rFonts w:ascii="Avenir Next" w:hAnsi="Avenir Next" w:cs="Avenir Next" w:eastAsia="Avenir Next"/>
+                      <w:color w:val="1A1A1A"/>
                       <w:sz w:val="20"/>
                       <w:szCs w:val="20"/>
                     </w:rPr>
-                    <w:t xml:space="preserve">c.</w:t>
-                  </w:r>
-                  <w:r>
-                    <w:rPr>
-                      <w:rFonts w:ascii="Avenir Next" w:hAnsi="Avenir Next" w:cs="Avenir Next" w:eastAsia="Avenir Next"/>
-                      <w:color w:val="1A1A1A"/>
-                      <w:sz w:val="20"/>
-                      <w:szCs w:val="20"/>
-                    </w:rPr>
                     <w:tab/>
                   </w:r>
                   <w:r>
                     <w:rPr>
                       <w:rFonts w:ascii="Avenir Next" w:hAnsi="Avenir Next" w:cs="Avenir Next" w:eastAsia="Avenir Next"/>
                       <w:color w:val="1A1A1A"/>
-                      <w:sz w:val="20"/>
+                      <w:sz w:val="22"/>
                       <w:szCs w:val="20"/>
                     </w:rPr>
                     <w:t xml:space="preserve">Area</w:t>
@@ -1380,7 +1384,7 @@
                     <w:rPr>
                       <w:rFonts w:ascii="Avenir Next" w:hAnsi="Avenir Next" w:cs="Avenir Next" w:eastAsia="Avenir Next"/>
                       <w:color w:val="1A1A1A"/>
-                      <w:sz w:val="20"/>
+                      <w:sz w:val="22"/>
                       <w:szCs w:val="20"/>
                     </w:rPr>
                     <w:t xml:space="preserve"> ft²</w:t>
@@ -1401,7 +1405,7 @@
                     <w:drawing>
                       <wp:inline distT="0" distB="0" distL="0" distR="0">
                         <wp:extent cx="1828800" cy="1611863"/>
-                        <wp:docPr id="1" name="Figure 1"/>
+                        <wp:docPr id="1" name="Figure 1" descr="Coordinate grid. Horizontal axis x: -7 to 7, ticks every 1. Vertical axis y: -5 to 7, ticks every 1. Blank grid for the student to plot."/>
                         <a:graphic xmlns:a="http://schemas.openxmlformats.org/drawingml/2006/main">
                           <a:graphicData uri="http://schemas.openxmlformats.org/drawingml/2006/picture">
                             <pic:pic xmlns:pic="http://schemas.openxmlformats.org/drawingml/2006/picture">
@@ -1436,7 +1440,7 @@
           </w:tbl>
           <w:p>
             <w:pPr>
-              <w:spacing w:before="0" w:after="0" w:line="24" w:lineRule="auto"/>
+              <w:spacing w:before="0" w:after="0" w:line="50" w:lineRule="exact"/>
             </w:pPr>
           </w:p>
         </w:tc>
@@ -1444,12 +1448,12 @@
     </w:tbl>
     <w:p>
       <w:pPr>
-        <w:spacing w:before="0" w:after="0" w:line="20" w:lineRule="exact"/>
+        <w:spacing w:before="0" w:after="0" w:line="50" w:lineRule="exact"/>
       </w:pPr>
     </w:p>
     <w:p>
       <w:pPr>
-        <w:spacing w:before="0" w:after="0" w:line="20" w:lineRule="exact"/>
+        <w:spacing w:before="0" w:after="0" w:line="50" w:lineRule="exact"/>
       </w:pPr>
     </w:p>
     <w:tbl>
@@ -1499,18 +1503,18 @@
                 <w:rFonts w:ascii="Avenir Next" w:hAnsi="Avenir Next" w:cs="Avenir Next" w:eastAsia="Avenir Next"/>
                 <w:b/>
                 <w:color w:val="1A1A1A"/>
+                <w:sz w:val="22"/>
+                <w:szCs w:val="20"/>
+              </w:rPr>
+              <w:t xml:space="preserve">3.</w:t>
+            </w:r>
+            <w:r>
+              <w:rPr>
+                <w:rFonts w:ascii="Avenir Next" w:hAnsi="Avenir Next" w:cs="Avenir Next" w:eastAsia="Avenir Next"/>
+                <w:color w:val="1A1A1A"/>
                 <w:sz w:val="20"/>
                 <w:szCs w:val="20"/>
               </w:rPr>
-              <w:t xml:space="preserve">3.</w:t>
-            </w:r>
-            <w:r>
-              <w:rPr>
-                <w:rFonts w:ascii="Avenir Next" w:hAnsi="Avenir Next" w:cs="Avenir Next" w:eastAsia="Avenir Next"/>
-                <w:color w:val="1A1A1A"/>
-                <w:sz w:val="20"/>
-                <w:szCs w:val="20"/>
-              </w:rPr>
               <w:tab/>
             </w:r>
             <w:r>
@@ -1518,7 +1522,7 @@
                 <w:rFonts w:ascii="Avenir Next" w:hAnsi="Avenir Next" w:cs="Avenir Next" w:eastAsia="Avenir Next"/>
                 <w:b/>
                 <w:color w:val="1A1A1A"/>
-                <w:sz w:val="20"/>
+                <w:sz w:val="22"/>
                 <w:szCs w:val="20"/>
               </w:rPr>
               <w:t xml:space="preserve">Parking Pad.  </w:t>
@@ -1527,7 +1531,7 @@
               <w:rPr>
                 <w:rFonts w:ascii="Avenir Next" w:hAnsi="Avenir Next" w:cs="Avenir Next" w:eastAsia="Avenir Next"/>
                 <w:color w:val="1A1A1A"/>
-                <w:sz w:val="20"/>
+                <w:sz w:val="22"/>
                 <w:szCs w:val="20"/>
               </w:rPr>
               <w:t xml:space="preserve">Parking pad corners: (−7, 5), (5, 5), (5, −4) and (−7, −4). Each unit is 3 feet. Find the area in square feet.</w:t>
@@ -1544,7 +1548,7 @@
                 <w:rFonts w:ascii="Avenir Next" w:hAnsi="Avenir Next" w:cs="Avenir Next" w:eastAsia="Avenir Next"/>
                 <w:b/>
                 <w:color w:val="003A70"/>
-                <w:sz w:val="17"/>
+                <w:sz w:val="22"/>
                 <w:szCs w:val="17"/>
               </w:rPr>
               <w:t xml:space="preserve">Hint  </w:t>
@@ -1554,7 +1558,7 @@
                 <w:rFonts w:ascii="Avenir Next" w:hAnsi="Avenir Next" w:cs="Avenir Next" w:eastAsia="Avenir Next"/>
                 <w:i/>
                 <w:color w:val="5A5F66"/>
-                <w:sz w:val="17"/>
+                <w:sz w:val="22"/>
                 <w:szCs w:val="17"/>
               </w:rPr>
               <w:t xml:space="preserve">Change both sides to feet before you multiply.</w:t>
@@ -1562,7 +1566,7 @@
           </w:p>
           <w:p>
             <w:pPr>
-              <w:spacing w:before="0" w:after="0" w:line="60" w:lineRule="auto"/>
+              <w:spacing w:before="0" w:after="0" w:line="50" w:lineRule="exact"/>
             </w:pPr>
           </w:p>
           <w:tbl>
@@ -1631,25 +1635,25 @@
                 <w:rFonts w:ascii="Avenir Next" w:hAnsi="Avenir Next" w:cs="Avenir Next" w:eastAsia="Avenir Next"/>
                 <w:b/>
                 <w:color w:val="1A1A1A"/>
+                <w:sz w:val="22"/>
+                <w:szCs w:val="18"/>
+              </w:rPr>
+              <w:t xml:space="preserve">Answer</w:t>
+            </w:r>
+            <w:r>
+              <w:rPr>
+                <w:rFonts w:ascii="Avenir Next" w:hAnsi="Avenir Next" w:cs="Avenir Next" w:eastAsia="Avenir Next"/>
+                <w:color w:val="1A1A1A"/>
                 <w:sz w:val="18"/>
                 <w:szCs w:val="18"/>
               </w:rPr>
-              <w:t xml:space="preserve">Answer</w:t>
-            </w:r>
-            <w:r>
-              <w:rPr>
-                <w:rFonts w:ascii="Avenir Next" w:hAnsi="Avenir Next" w:cs="Avenir Next" w:eastAsia="Avenir Next"/>
-                <w:color w:val="1A1A1A"/>
-                <w:sz w:val="18"/>
-                <w:szCs w:val="18"/>
-              </w:rPr>
               <w:tab/>
             </w:r>
             <w:r>
               <w:rPr>
                 <w:rFonts w:ascii="Avenir Next" w:hAnsi="Avenir Next" w:cs="Avenir Next" w:eastAsia="Avenir Next"/>
                 <w:color w:val="1A1A1A"/>
-                <w:sz w:val="18"/>
+                <w:sz w:val="22"/>
                 <w:szCs w:val="18"/>
               </w:rPr>
               <w:t xml:space="preserve">  ft²</w:t>
@@ -1660,12 +1664,12 @@
     </w:tbl>
     <w:p>
       <w:pPr>
-        <w:spacing w:before="0" w:after="0" w:line="20" w:lineRule="exact"/>
+        <w:spacing w:before="0" w:after="0" w:line="50" w:lineRule="exact"/>
       </w:pPr>
     </w:p>
     <w:p>
       <w:pPr>
-        <w:spacing w:before="0" w:after="0" w:line="20" w:lineRule="exact"/>
+        <w:spacing w:before="0" w:after="0" w:line="50" w:lineRule="exact"/>
       </w:pPr>
     </w:p>
     <w:tbl>
@@ -1716,18 +1720,18 @@
                 <w:rFonts w:ascii="Avenir Next" w:hAnsi="Avenir Next" w:cs="Avenir Next" w:eastAsia="Avenir Next"/>
                 <w:b/>
                 <w:color w:val="1A1A1A"/>
+                <w:sz w:val="22"/>
+                <w:szCs w:val="20"/>
+              </w:rPr>
+              <w:t xml:space="preserve">4.</w:t>
+            </w:r>
+            <w:r>
+              <w:rPr>
+                <w:rFonts w:ascii="Avenir Next" w:hAnsi="Avenir Next" w:cs="Avenir Next" w:eastAsia="Avenir Next"/>
+                <w:color w:val="1A1A1A"/>
                 <w:sz w:val="20"/>
                 <w:szCs w:val="20"/>
               </w:rPr>
-              <w:t xml:space="preserve">4.</w:t>
-            </w:r>
-            <w:r>
-              <w:rPr>
-                <w:rFonts w:ascii="Avenir Next" w:hAnsi="Avenir Next" w:cs="Avenir Next" w:eastAsia="Avenir Next"/>
-                <w:color w:val="1A1A1A"/>
-                <w:sz w:val="20"/>
-                <w:szCs w:val="20"/>
-              </w:rPr>
               <w:tab/>
             </w:r>
             <w:r>
@@ -1735,7 +1739,7 @@
                 <w:rFonts w:ascii="Avenir Next" w:hAnsi="Avenir Next" w:cs="Avenir Next" w:eastAsia="Avenir Next"/>
                 <w:b/>
                 <w:color w:val="1A1A1A"/>
-                <w:sz w:val="20"/>
+                <w:sz w:val="22"/>
                 <w:szCs w:val="20"/>
               </w:rPr>
               <w:t xml:space="preserve">Using the Scale.  </w:t>
@@ -1744,7 +1748,7 @@
               <w:rPr>
                 <w:rFonts w:ascii="Avenir Next" w:hAnsi="Avenir Next" w:cs="Avenir Next" w:eastAsia="Avenir Next"/>
                 <w:color w:val="1A1A1A"/>
-                <w:sz w:val="20"/>
+                <w:sz w:val="22"/>
                 <w:szCs w:val="20"/>
               </w:rPr>
               <w:t xml:space="preserve">On a plan, 1 unit = 25 feet. A rectangle is 6 units by 4 units. Find the real perimeter.</w:t>
@@ -1752,7 +1756,7 @@
           </w:p>
           <w:p>
             <w:pPr>
-              <w:spacing w:before="0" w:after="0" w:line="60" w:lineRule="auto"/>
+              <w:spacing w:before="0" w:after="0" w:line="50" w:lineRule="exact"/>
             </w:pPr>
           </w:p>
           <w:tbl>
@@ -1821,25 +1825,25 @@
                 <w:rFonts w:ascii="Avenir Next" w:hAnsi="Avenir Next" w:cs="Avenir Next" w:eastAsia="Avenir Next"/>
                 <w:b/>
                 <w:color w:val="1A1A1A"/>
+                <w:sz w:val="22"/>
+                <w:szCs w:val="18"/>
+              </w:rPr>
+              <w:t xml:space="preserve">Answer</w:t>
+            </w:r>
+            <w:r>
+              <w:rPr>
+                <w:rFonts w:ascii="Avenir Next" w:hAnsi="Avenir Next" w:cs="Avenir Next" w:eastAsia="Avenir Next"/>
+                <w:color w:val="1A1A1A"/>
                 <w:sz w:val="18"/>
                 <w:szCs w:val="18"/>
               </w:rPr>
-              <w:t xml:space="preserve">Answer</w:t>
-            </w:r>
-            <w:r>
-              <w:rPr>
-                <w:rFonts w:ascii="Avenir Next" w:hAnsi="Avenir Next" w:cs="Avenir Next" w:eastAsia="Avenir Next"/>
-                <w:color w:val="1A1A1A"/>
-                <w:sz w:val="18"/>
-                <w:szCs w:val="18"/>
-              </w:rPr>
               <w:tab/>
             </w:r>
             <w:r>
               <w:rPr>
                 <w:rFonts w:ascii="Avenir Next" w:hAnsi="Avenir Next" w:cs="Avenir Next" w:eastAsia="Avenir Next"/>
                 <w:color w:val="1A1A1A"/>
-                <w:sz w:val="18"/>
+                <w:sz w:val="22"/>
                 <w:szCs w:val="18"/>
               </w:rPr>
               <w:t xml:space="preserve">  ft</w:t>
@@ -1865,18 +1869,18 @@
                 <w:rFonts w:ascii="Avenir Next" w:hAnsi="Avenir Next" w:cs="Avenir Next" w:eastAsia="Avenir Next"/>
                 <w:b/>
                 <w:color w:val="1A1A1A"/>
+                <w:sz w:val="22"/>
+                <w:szCs w:val="20"/>
+              </w:rPr>
+              <w:t xml:space="preserve">5.</w:t>
+            </w:r>
+            <w:r>
+              <w:rPr>
+                <w:rFonts w:ascii="Avenir Next" w:hAnsi="Avenir Next" w:cs="Avenir Next" w:eastAsia="Avenir Next"/>
+                <w:color w:val="1A1A1A"/>
                 <w:sz w:val="20"/>
                 <w:szCs w:val="20"/>
               </w:rPr>
-              <w:t xml:space="preserve">5.</w:t>
-            </w:r>
-            <w:r>
-              <w:rPr>
-                <w:rFonts w:ascii="Avenir Next" w:hAnsi="Avenir Next" w:cs="Avenir Next" w:eastAsia="Avenir Next"/>
-                <w:color w:val="1A1A1A"/>
-                <w:sz w:val="20"/>
-                <w:szCs w:val="20"/>
-              </w:rPr>
               <w:tab/>
             </w:r>
             <w:r>
@@ -1884,7 +1888,7 @@
                 <w:rFonts w:ascii="Avenir Next" w:hAnsi="Avenir Next" w:cs="Avenir Next" w:eastAsia="Avenir Next"/>
                 <w:b/>
                 <w:color w:val="1A1A1A"/>
-                <w:sz w:val="20"/>
+                <w:sz w:val="22"/>
                 <w:szCs w:val="20"/>
               </w:rPr>
               <w:t xml:space="preserve">Missing Dimension.  </w:t>
@@ -1893,7 +1897,7 @@
               <w:rPr>
                 <w:rFonts w:ascii="Avenir Next" w:hAnsi="Avenir Next" w:cs="Avenir Next" w:eastAsia="Avenir Next"/>
                 <w:color w:val="1A1A1A"/>
-                <w:sz w:val="20"/>
+                <w:sz w:val="22"/>
                 <w:szCs w:val="20"/>
               </w:rPr>
               <w:t xml:space="preserve">A rectangular lot must cover 30,000 ft². One side is 150 ft. Find the other side.</w:t>
@@ -1910,7 +1914,7 @@
                 <w:rFonts w:ascii="Avenir Next" w:hAnsi="Avenir Next" w:cs="Avenir Next" w:eastAsia="Avenir Next"/>
                 <w:b/>
                 <w:color w:val="003A70"/>
-                <w:sz w:val="17"/>
+                <w:sz w:val="22"/>
                 <w:szCs w:val="17"/>
               </w:rPr>
               <w:t xml:space="preserve">Hint  </w:t>
@@ -1920,7 +1924,7 @@
                 <w:rFonts w:ascii="Avenir Next" w:hAnsi="Avenir Next" w:cs="Avenir Next" w:eastAsia="Avenir Next"/>
                 <w:i/>
                 <w:color w:val="5A5F66"/>
-                <w:sz w:val="17"/>
+                <w:sz w:val="22"/>
                 <w:szCs w:val="17"/>
               </w:rPr>
               <w:t xml:space="preserve">Divide the area by the known side.</w:t>
@@ -1928,7 +1932,7 @@
           </w:p>
           <w:p>
             <w:pPr>
-              <w:spacing w:before="0" w:after="0" w:line="60" w:lineRule="auto"/>
+              <w:spacing w:before="0" w:after="0" w:line="50" w:lineRule="exact"/>
             </w:pPr>
           </w:p>
           <w:tbl>
@@ -1997,25 +2001,25 @@
                 <w:rFonts w:ascii="Avenir Next" w:hAnsi="Avenir Next" w:cs="Avenir Next" w:eastAsia="Avenir Next"/>
                 <w:b/>
                 <w:color w:val="1A1A1A"/>
+                <w:sz w:val="22"/>
+                <w:szCs w:val="18"/>
+              </w:rPr>
+              <w:t xml:space="preserve">Answer</w:t>
+            </w:r>
+            <w:r>
+              <w:rPr>
+                <w:rFonts w:ascii="Avenir Next" w:hAnsi="Avenir Next" w:cs="Avenir Next" w:eastAsia="Avenir Next"/>
+                <w:color w:val="1A1A1A"/>
                 <w:sz w:val="18"/>
                 <w:szCs w:val="18"/>
               </w:rPr>
-              <w:t xml:space="preserve">Answer</w:t>
-            </w:r>
-            <w:r>
-              <w:rPr>
-                <w:rFonts w:ascii="Avenir Next" w:hAnsi="Avenir Next" w:cs="Avenir Next" w:eastAsia="Avenir Next"/>
-                <w:color w:val="1A1A1A"/>
-                <w:sz w:val="18"/>
-                <w:szCs w:val="18"/>
-              </w:rPr>
               <w:tab/>
             </w:r>
             <w:r>
               <w:rPr>
                 <w:rFonts w:ascii="Avenir Next" w:hAnsi="Avenir Next" w:cs="Avenir Next" w:eastAsia="Avenir Next"/>
                 <w:color w:val="1A1A1A"/>
-                <w:sz w:val="18"/>
+                <w:sz w:val="22"/>
                 <w:szCs w:val="18"/>
               </w:rPr>
               <w:t xml:space="preserve">  ft</w:t>
@@ -2026,12 +2030,12 @@
     </w:tbl>
     <w:p>
       <w:pPr>
-        <w:spacing w:before="0" w:after="0" w:line="20" w:lineRule="exact"/>
+        <w:spacing w:before="0" w:after="0" w:line="50" w:lineRule="exact"/>
       </w:pPr>
     </w:p>
     <w:p>
       <w:pPr>
-        <w:spacing w:before="0" w:after="0" w:line="20" w:lineRule="exact"/>
+        <w:spacing w:before="0" w:after="0" w:line="50" w:lineRule="exact"/>
       </w:pPr>
     </w:p>
     <w:tbl>
@@ -2081,18 +2085,18 @@
                 <w:rFonts w:ascii="Avenir Next" w:hAnsi="Avenir Next" w:cs="Avenir Next" w:eastAsia="Avenir Next"/>
                 <w:b/>
                 <w:color w:val="1A1A1A"/>
+                <w:sz w:val="22"/>
+                <w:szCs w:val="20"/>
+              </w:rPr>
+              <w:t xml:space="preserve">6.</w:t>
+            </w:r>
+            <w:r>
+              <w:rPr>
+                <w:rFonts w:ascii="Avenir Next" w:hAnsi="Avenir Next" w:cs="Avenir Next" w:eastAsia="Avenir Next"/>
+                <w:color w:val="1A1A1A"/>
                 <w:sz w:val="20"/>
                 <w:szCs w:val="20"/>
               </w:rPr>
-              <w:t xml:space="preserve">6.</w:t>
-            </w:r>
-            <w:r>
-              <w:rPr>
-                <w:rFonts w:ascii="Avenir Next" w:hAnsi="Avenir Next" w:cs="Avenir Next" w:eastAsia="Avenir Next"/>
-                <w:color w:val="1A1A1A"/>
-                <w:sz w:val="20"/>
-                <w:szCs w:val="20"/>
-              </w:rPr>
               <w:tab/>
             </w:r>
             <w:r>
@@ -2100,7 +2104,7 @@
                 <w:rFonts w:ascii="Avenir Next" w:hAnsi="Avenir Next" w:cs="Avenir Next" w:eastAsia="Avenir Next"/>
                 <w:b/>
                 <w:color w:val="1A1A1A"/>
-                <w:sz w:val="20"/>
+                <w:sz w:val="22"/>
                 <w:szCs w:val="20"/>
               </w:rPr>
               <w:t xml:space="preserve">Fence Cost.  </w:t>
@@ -2109,7 +2113,7 @@
               <w:rPr>
                 <w:rFonts w:ascii="Avenir Next" w:hAnsi="Avenir Next" w:cs="Avenir Next" w:eastAsia="Avenir Next"/>
                 <w:color w:val="1A1A1A"/>
-                <w:sz w:val="20"/>
+                <w:sz w:val="22"/>
                 <w:szCs w:val="20"/>
               </w:rPr>
               <w:t xml:space="preserve">Yard corners: (−4, 3), (8, 3), (8, −5) and (−4, −5). Each unit is 4 feet. Fencing costs $6 per foot. Find the fence cost.</w:t>
@@ -2126,7 +2130,7 @@
                 <w:rFonts w:ascii="Avenir Next" w:hAnsi="Avenir Next" w:cs="Avenir Next" w:eastAsia="Avenir Next"/>
                 <w:b/>
                 <w:color w:val="003A70"/>
-                <w:sz w:val="17"/>
+                <w:sz w:val="22"/>
                 <w:szCs w:val="17"/>
               </w:rPr>
               <w:t xml:space="preserve">Hint  </w:t>
@@ -2136,7 +2140,7 @@
                 <w:rFonts w:ascii="Avenir Next" w:hAnsi="Avenir Next" w:cs="Avenir Next" w:eastAsia="Avenir Next"/>
                 <w:i/>
                 <w:color w:val="5A5F66"/>
-                <w:sz w:val="17"/>
+                <w:sz w:val="22"/>
                 <w:szCs w:val="17"/>
               </w:rPr>
               <w:t xml:space="preserve">Change both sides to feet, add all four, then multiply by 6.</w:t>
@@ -2144,7 +2148,7 @@
           </w:p>
           <w:p>
             <w:pPr>
-              <w:spacing w:before="0" w:after="0" w:line="60" w:lineRule="auto"/>
+              <w:spacing w:before="0" w:after="0" w:line="50" w:lineRule="exact"/>
             </w:pPr>
           </w:p>
           <w:tbl>
@@ -2213,7 +2217,7 @@
                 <w:rFonts w:ascii="Avenir Next" w:hAnsi="Avenir Next" w:cs="Avenir Next" w:eastAsia="Avenir Next"/>
                 <w:b/>
                 <w:color w:val="1A1A1A"/>
-                <w:sz w:val="18"/>
+                <w:sz w:val="22"/>
                 <w:szCs w:val="18"/>
               </w:rPr>
               <w:t xml:space="preserve">Cost</w:t>
@@ -2233,12 +2237,12 @@
     </w:tbl>
     <w:p>
       <w:pPr>
-        <w:spacing w:before="0" w:after="0" w:line="20" w:lineRule="exact"/>
+        <w:spacing w:before="0" w:after="0" w:line="50" w:lineRule="exact"/>
       </w:pPr>
     </w:p>
     <w:p>
       <w:pPr>
-        <w:spacing w:before="0" w:after="0" w:line="20" w:lineRule="exact"/>
+        <w:spacing w:before="0" w:after="0" w:line="50" w:lineRule="exact"/>
       </w:pPr>
     </w:p>
     <w:tbl>
@@ -2288,18 +2292,18 @@
                 <w:rFonts w:ascii="Avenir Next" w:hAnsi="Avenir Next" w:cs="Avenir Next" w:eastAsia="Avenir Next"/>
                 <w:b/>
                 <w:color w:val="1A1A1A"/>
+                <w:sz w:val="22"/>
+                <w:szCs w:val="20"/>
+              </w:rPr>
+              <w:t xml:space="preserve">7.</w:t>
+            </w:r>
+            <w:r>
+              <w:rPr>
+                <w:rFonts w:ascii="Avenir Next" w:hAnsi="Avenir Next" w:cs="Avenir Next" w:eastAsia="Avenir Next"/>
+                <w:color w:val="1A1A1A"/>
                 <w:sz w:val="20"/>
                 <w:szCs w:val="20"/>
               </w:rPr>
-              <w:t xml:space="preserve">7.</w:t>
-            </w:r>
-            <w:r>
-              <w:rPr>
-                <w:rFonts w:ascii="Avenir Next" w:hAnsi="Avenir Next" w:cs="Avenir Next" w:eastAsia="Avenir Next"/>
-                <w:color w:val="1A1A1A"/>
-                <w:sz w:val="20"/>
-                <w:szCs w:val="20"/>
-              </w:rPr>
               <w:tab/>
             </w:r>
             <w:r>
@@ -2307,7 +2311,7 @@
                 <w:rFonts w:ascii="Avenir Next" w:hAnsi="Avenir Next" w:cs="Avenir Next" w:eastAsia="Avenir Next"/>
                 <w:b/>
                 <w:color w:val="1A1A1A"/>
-                <w:sz w:val="20"/>
+                <w:sz w:val="22"/>
                 <w:szCs w:val="20"/>
               </w:rPr>
               <w:t xml:space="preserve">Pen Design.  </w:t>
@@ -2316,7 +2320,7 @@
               <w:rPr>
                 <w:rFonts w:ascii="Avenir Next" w:hAnsi="Avenir Next" w:cs="Avenir Next" w:eastAsia="Avenir Next"/>
                 <w:color w:val="1A1A1A"/>
-                <w:sz w:val="20"/>
+                <w:sz w:val="22"/>
                 <w:szCs w:val="20"/>
               </w:rPr>
               <w:t xml:space="preserve">Mara wants a pen with an area of 384 ft². One side runs from (−4, 6) to (8, 6). Each unit is 2 feet. Find the other side.</w:t>
@@ -2333,7 +2337,7 @@
                 <w:rFonts w:ascii="Avenir Next" w:hAnsi="Avenir Next" w:cs="Avenir Next" w:eastAsia="Avenir Next"/>
                 <w:b/>
                 <w:color w:val="003A70"/>
-                <w:sz w:val="17"/>
+                <w:sz w:val="22"/>
                 <w:szCs w:val="17"/>
               </w:rPr>
               <w:t xml:space="preserve">Hint  </w:t>
@@ -2343,7 +2347,7 @@
                 <w:rFonts w:ascii="Avenir Next" w:hAnsi="Avenir Next" w:cs="Avenir Next" w:eastAsia="Avenir Next"/>
                 <w:i/>
                 <w:color w:val="5A5F66"/>
-                <w:sz w:val="17"/>
+                <w:sz w:val="22"/>
                 <w:szCs w:val="17"/>
               </w:rPr>
               <w:t xml:space="preserve">Change the known side to feet first.</w:t>
@@ -2351,7 +2355,7 @@
           </w:p>
           <w:p>
             <w:pPr>
-              <w:spacing w:before="0" w:after="0" w:line="60" w:lineRule="auto"/>
+              <w:spacing w:before="0" w:after="0" w:line="50" w:lineRule="exact"/>
             </w:pPr>
           </w:p>
           <w:tbl>
@@ -2420,25 +2424,25 @@
                 <w:rFonts w:ascii="Avenir Next" w:hAnsi="Avenir Next" w:cs="Avenir Next" w:eastAsia="Avenir Next"/>
                 <w:b/>
                 <w:color w:val="1A1A1A"/>
+                <w:sz w:val="22"/>
+                <w:szCs w:val="18"/>
+              </w:rPr>
+              <w:t xml:space="preserve">Answer</w:t>
+            </w:r>
+            <w:r>
+              <w:rPr>
+                <w:rFonts w:ascii="Avenir Next" w:hAnsi="Avenir Next" w:cs="Avenir Next" w:eastAsia="Avenir Next"/>
+                <w:color w:val="1A1A1A"/>
                 <w:sz w:val="18"/>
                 <w:szCs w:val="18"/>
               </w:rPr>
-              <w:t xml:space="preserve">Answer</w:t>
-            </w:r>
-            <w:r>
-              <w:rPr>
-                <w:rFonts w:ascii="Avenir Next" w:hAnsi="Avenir Next" w:cs="Avenir Next" w:eastAsia="Avenir Next"/>
-                <w:color w:val="1A1A1A"/>
-                <w:sz w:val="18"/>
-                <w:szCs w:val="18"/>
-              </w:rPr>
               <w:tab/>
             </w:r>
             <w:r>
               <w:rPr>
                 <w:rFonts w:ascii="Avenir Next" w:hAnsi="Avenir Next" w:cs="Avenir Next" w:eastAsia="Avenir Next"/>
                 <w:color w:val="1A1A1A"/>
-                <w:sz w:val="18"/>
+                <w:sz w:val="22"/>
                 <w:szCs w:val="18"/>
               </w:rPr>
               <w:t xml:space="preserve">  ft</w:t>
@@ -2449,12 +2453,12 @@
     </w:tbl>
     <w:p>
       <w:pPr>
-        <w:spacing w:before="0" w:after="0" w:line="20" w:lineRule="exact"/>
+        <w:spacing w:before="0" w:after="0" w:line="50" w:lineRule="exact"/>
       </w:pPr>
     </w:p>
     <w:p>
       <w:pPr>
-        <w:spacing w:before="0" w:after="0" w:line="20" w:lineRule="exact"/>
+        <w:spacing w:before="0" w:after="0" w:line="50" w:lineRule="exact"/>
       </w:pPr>
     </w:p>
     <w:tbl>
@@ -2504,18 +2508,18 @@
                 <w:rFonts w:ascii="Avenir Next" w:hAnsi="Avenir Next" w:cs="Avenir Next" w:eastAsia="Avenir Next"/>
                 <w:b/>
                 <w:color w:val="1A1A1A"/>
+                <w:sz w:val="22"/>
+                <w:szCs w:val="20"/>
+              </w:rPr>
+              <w:t xml:space="preserve">8.</w:t>
+            </w:r>
+            <w:r>
+              <w:rPr>
+                <w:rFonts w:ascii="Avenir Next" w:hAnsi="Avenir Next" w:cs="Avenir Next" w:eastAsia="Avenir Next"/>
+                <w:color w:val="1A1A1A"/>
                 <w:sz w:val="20"/>
                 <w:szCs w:val="20"/>
               </w:rPr>
-              <w:t xml:space="preserve">8.</w:t>
-            </w:r>
-            <w:r>
-              <w:rPr>
-                <w:rFonts w:ascii="Avenir Next" w:hAnsi="Avenir Next" w:cs="Avenir Next" w:eastAsia="Avenir Next"/>
-                <w:color w:val="1A1A1A"/>
-                <w:sz w:val="20"/>
-                <w:szCs w:val="20"/>
-              </w:rPr>
               <w:tab/>
             </w:r>
             <w:r>
@@ -2523,7 +2527,7 @@
                 <w:rFonts w:ascii="Avenir Next" w:hAnsi="Avenir Next" w:cs="Avenir Next" w:eastAsia="Avenir Next"/>
                 <w:b/>
                 <w:color w:val="1A1A1A"/>
-                <w:sz w:val="20"/>
+                <w:sz w:val="22"/>
                 <w:szCs w:val="20"/>
               </w:rPr>
               <w:t xml:space="preserve">Playground Design.  </w:t>
@@ -2532,7 +2536,7 @@
               <w:rPr>
                 <w:rFonts w:ascii="Avenir Next" w:hAnsi="Avenir Next" w:cs="Avenir Next" w:eastAsia="Avenir Next"/>
                 <w:color w:val="1A1A1A"/>
-                <w:sz w:val="20"/>
+                <w:sz w:val="22"/>
                 <w:szCs w:val="20"/>
               </w:rPr>
               <w:t xml:space="preserve">A plan uses 1 unit = 15 feet. A playground must cover 5,400 ft². On the plan it is 8 units wide.</w:t>
@@ -2552,10 +2556,28 @@
                 <w:rFonts w:ascii="Avenir Next" w:hAnsi="Avenir Next" w:cs="Avenir Next" w:eastAsia="Avenir Next"/>
                 <w:b/>
                 <w:color w:val="003A70"/>
+                <w:sz w:val="22"/>
+                <w:szCs w:val="20"/>
+              </w:rPr>
+              <w:t xml:space="preserve">a.</w:t>
+            </w:r>
+            <w:r>
+              <w:rPr>
+                <w:rFonts w:ascii="Avenir Next" w:hAnsi="Avenir Next" w:cs="Avenir Next" w:eastAsia="Avenir Next"/>
+                <w:color w:val="1A1A1A"/>
                 <w:sz w:val="20"/>
                 <w:szCs w:val="20"/>
               </w:rPr>
-              <w:t xml:space="preserve">a.</w:t>
+              <w:tab/>
+            </w:r>
+            <w:r>
+              <w:rPr>
+                <w:rFonts w:ascii="Avenir Next" w:hAnsi="Avenir Next" w:cs="Avenir Next" w:eastAsia="Avenir Next"/>
+                <w:color w:val="1A1A1A"/>
+                <w:sz w:val="22"/>
+                <w:szCs w:val="20"/>
+              </w:rPr>
+              <w:t xml:space="preserve">Real width</w:t>
             </w:r>
             <w:r>
               <w:rPr>
@@ -2564,7 +2586,7 @@
                 <w:sz w:val="20"/>
                 <w:szCs w:val="20"/>
               </w:rPr>
-              <w:tab/>
+              <w:t xml:space="preserve">  </w:t>
             </w:r>
             <w:r>
               <w:rPr>
@@ -2572,24 +2594,6 @@
                 <w:color w:val="1A1A1A"/>
                 <w:sz w:val="20"/>
                 <w:szCs w:val="20"/>
-              </w:rPr>
-              <w:t xml:space="preserve">Real width</w:t>
-            </w:r>
-            <w:r>
-              <w:rPr>
-                <w:rFonts w:ascii="Avenir Next" w:hAnsi="Avenir Next" w:cs="Avenir Next" w:eastAsia="Avenir Next"/>
-                <w:color w:val="1A1A1A"/>
-                <w:sz w:val="20"/>
-                <w:szCs w:val="20"/>
-              </w:rPr>
-              <w:t xml:space="preserve">  </w:t>
-            </w:r>
-            <w:r>
-              <w:rPr>
-                <w:rFonts w:ascii="Avenir Next" w:hAnsi="Avenir Next" w:cs="Avenir Next" w:eastAsia="Avenir Next"/>
-                <w:color w:val="1A1A1A"/>
-                <w:sz w:val="20"/>
-                <w:szCs w:val="20"/>
                 <w:u w:val="single"/>
               </w:rPr>
               <w:t xml:space="preserve">                </w:t>
@@ -2598,7 +2602,7 @@
               <w:rPr>
                 <w:rFonts w:ascii="Avenir Next" w:hAnsi="Avenir Next" w:cs="Avenir Next" w:eastAsia="Avenir Next"/>
                 <w:color w:val="1A1A1A"/>
-                <w:sz w:val="20"/>
+                <w:sz w:val="22"/>
                 <w:szCs w:val="20"/>
               </w:rPr>
               <w:t xml:space="preserve"> ft</w:t>
@@ -2618,10 +2622,28 @@
                 <w:rFonts w:ascii="Avenir Next" w:hAnsi="Avenir Next" w:cs="Avenir Next" w:eastAsia="Avenir Next"/>
                 <w:b/>
                 <w:color w:val="003A70"/>
+                <w:sz w:val="22"/>
+                <w:szCs w:val="20"/>
+              </w:rPr>
+              <w:t xml:space="preserve">b.</w:t>
+            </w:r>
+            <w:r>
+              <w:rPr>
+                <w:rFonts w:ascii="Avenir Next" w:hAnsi="Avenir Next" w:cs="Avenir Next" w:eastAsia="Avenir Next"/>
+                <w:color w:val="1A1A1A"/>
                 <w:sz w:val="20"/>
                 <w:szCs w:val="20"/>
               </w:rPr>
-              <w:t xml:space="preserve">b.</w:t>
+              <w:tab/>
+            </w:r>
+            <w:r>
+              <w:rPr>
+                <w:rFonts w:ascii="Avenir Next" w:hAnsi="Avenir Next" w:cs="Avenir Next" w:eastAsia="Avenir Next"/>
+                <w:color w:val="1A1A1A"/>
+                <w:sz w:val="22"/>
+                <w:szCs w:val="20"/>
+              </w:rPr>
+              <w:t xml:space="preserve">Real length</w:t>
             </w:r>
             <w:r>
               <w:rPr>
@@ -2630,7 +2652,7 @@
                 <w:sz w:val="20"/>
                 <w:szCs w:val="20"/>
               </w:rPr>
-              <w:tab/>
+              <w:t xml:space="preserve">  </w:t>
             </w:r>
             <w:r>
               <w:rPr>
@@ -2638,24 +2660,6 @@
                 <w:color w:val="1A1A1A"/>
                 <w:sz w:val="20"/>
                 <w:szCs w:val="20"/>
-              </w:rPr>
-              <w:t xml:space="preserve">Real length</w:t>
-            </w:r>
-            <w:r>
-              <w:rPr>
-                <w:rFonts w:ascii="Avenir Next" w:hAnsi="Avenir Next" w:cs="Avenir Next" w:eastAsia="Avenir Next"/>
-                <w:color w:val="1A1A1A"/>
-                <w:sz w:val="20"/>
-                <w:szCs w:val="20"/>
-              </w:rPr>
-              <w:t xml:space="preserve">  </w:t>
-            </w:r>
-            <w:r>
-              <w:rPr>
-                <w:rFonts w:ascii="Avenir Next" w:hAnsi="Avenir Next" w:cs="Avenir Next" w:eastAsia="Avenir Next"/>
-                <w:color w:val="1A1A1A"/>
-                <w:sz w:val="20"/>
-                <w:szCs w:val="20"/>
                 <w:u w:val="single"/>
               </w:rPr>
               <w:t xml:space="preserve">                </w:t>
@@ -2664,7 +2668,7 @@
               <w:rPr>
                 <w:rFonts w:ascii="Avenir Next" w:hAnsi="Avenir Next" w:cs="Avenir Next" w:eastAsia="Avenir Next"/>
                 <w:color w:val="1A1A1A"/>
-                <w:sz w:val="20"/>
+                <w:sz w:val="22"/>
                 <w:szCs w:val="20"/>
               </w:rPr>
               <w:t xml:space="preserve"> ft</w:t>
@@ -2684,10 +2688,28 @@
                 <w:rFonts w:ascii="Avenir Next" w:hAnsi="Avenir Next" w:cs="Avenir Next" w:eastAsia="Avenir Next"/>
                 <w:b/>
                 <w:color w:val="003A70"/>
+                <w:sz w:val="22"/>
+                <w:szCs w:val="20"/>
+              </w:rPr>
+              <w:t xml:space="preserve">c.</w:t>
+            </w:r>
+            <w:r>
+              <w:rPr>
+                <w:rFonts w:ascii="Avenir Next" w:hAnsi="Avenir Next" w:cs="Avenir Next" w:eastAsia="Avenir Next"/>
+                <w:color w:val="1A1A1A"/>
                 <w:sz w:val="20"/>
                 <w:szCs w:val="20"/>
               </w:rPr>
-              <w:t xml:space="preserve">c.</w:t>
+              <w:tab/>
+            </w:r>
+            <w:r>
+              <w:rPr>
+                <w:rFonts w:ascii="Avenir Next" w:hAnsi="Avenir Next" w:cs="Avenir Next" w:eastAsia="Avenir Next"/>
+                <w:color w:val="1A1A1A"/>
+                <w:sz w:val="22"/>
+                <w:szCs w:val="20"/>
+              </w:rPr>
+              <w:t xml:space="preserve">Length on the plan</w:t>
             </w:r>
             <w:r>
               <w:rPr>
@@ -2696,7 +2718,7 @@
                 <w:sz w:val="20"/>
                 <w:szCs w:val="20"/>
               </w:rPr>
-              <w:tab/>
+              <w:t xml:space="preserve">  </w:t>
             </w:r>
             <w:r>
               <w:rPr>
@@ -2704,24 +2726,6 @@
                 <w:color w:val="1A1A1A"/>
                 <w:sz w:val="20"/>
                 <w:szCs w:val="20"/>
-              </w:rPr>
-              <w:t xml:space="preserve">Length on the plan</w:t>
-            </w:r>
-            <w:r>
-              <w:rPr>
-                <w:rFonts w:ascii="Avenir Next" w:hAnsi="Avenir Next" w:cs="Avenir Next" w:eastAsia="Avenir Next"/>
-                <w:color w:val="1A1A1A"/>
-                <w:sz w:val="20"/>
-                <w:szCs w:val="20"/>
-              </w:rPr>
-              <w:t xml:space="preserve">  </w:t>
-            </w:r>
-            <w:r>
-              <w:rPr>
-                <w:rFonts w:ascii="Avenir Next" w:hAnsi="Avenir Next" w:cs="Avenir Next" w:eastAsia="Avenir Next"/>
-                <w:color w:val="1A1A1A"/>
-                <w:sz w:val="20"/>
-                <w:szCs w:val="20"/>
                 <w:u w:val="single"/>
               </w:rPr>
               <w:t xml:space="preserve">                </w:t>
@@ -2730,7 +2734,7 @@
               <w:rPr>
                 <w:rFonts w:ascii="Avenir Next" w:hAnsi="Avenir Next" w:cs="Avenir Next" w:eastAsia="Avenir Next"/>
                 <w:color w:val="1A1A1A"/>
-                <w:sz w:val="20"/>
+                <w:sz w:val="22"/>
                 <w:szCs w:val="20"/>
               </w:rPr>
               <w:t xml:space="preserve"> units</w:t>
@@ -2750,10 +2754,28 @@
                 <w:rFonts w:ascii="Avenir Next" w:hAnsi="Avenir Next" w:cs="Avenir Next" w:eastAsia="Avenir Next"/>
                 <w:b/>
                 <w:color w:val="003A70"/>
+                <w:sz w:val="22"/>
+                <w:szCs w:val="20"/>
+              </w:rPr>
+              <w:t xml:space="preserve">d.</w:t>
+            </w:r>
+            <w:r>
+              <w:rPr>
+                <w:rFonts w:ascii="Avenir Next" w:hAnsi="Avenir Next" w:cs="Avenir Next" w:eastAsia="Avenir Next"/>
+                <w:color w:val="1A1A1A"/>
                 <w:sz w:val="20"/>
                 <w:szCs w:val="20"/>
               </w:rPr>
-              <w:t xml:space="preserve">d.</w:t>
+              <w:tab/>
+            </w:r>
+            <w:r>
+              <w:rPr>
+                <w:rFonts w:ascii="Avenir Next" w:hAnsi="Avenir Next" w:cs="Avenir Next" w:eastAsia="Avenir Next"/>
+                <w:color w:val="1A1A1A"/>
+                <w:sz w:val="22"/>
+                <w:szCs w:val="20"/>
+              </w:rPr>
+              <w:t xml:space="preserve">Real perimeter</w:t>
             </w:r>
             <w:r>
               <w:rPr>
@@ -2762,7 +2784,7 @@
                 <w:sz w:val="20"/>
                 <w:szCs w:val="20"/>
               </w:rPr>
-              <w:tab/>
+              <w:t xml:space="preserve">  </w:t>
             </w:r>
             <w:r>
               <w:rPr>
@@ -2770,24 +2792,6 @@
                 <w:color w:val="1A1A1A"/>
                 <w:sz w:val="20"/>
                 <w:szCs w:val="20"/>
-              </w:rPr>
-              <w:t xml:space="preserve">Real perimeter</w:t>
-            </w:r>
-            <w:r>
-              <w:rPr>
-                <w:rFonts w:ascii="Avenir Next" w:hAnsi="Avenir Next" w:cs="Avenir Next" w:eastAsia="Avenir Next"/>
-                <w:color w:val="1A1A1A"/>
-                <w:sz w:val="20"/>
-                <w:szCs w:val="20"/>
-              </w:rPr>
-              <w:t xml:space="preserve">  </w:t>
-            </w:r>
-            <w:r>
-              <w:rPr>
-                <w:rFonts w:ascii="Avenir Next" w:hAnsi="Avenir Next" w:cs="Avenir Next" w:eastAsia="Avenir Next"/>
-                <w:color w:val="1A1A1A"/>
-                <w:sz w:val="20"/>
-                <w:szCs w:val="20"/>
                 <w:u w:val="single"/>
               </w:rPr>
               <w:t xml:space="preserve">                </w:t>
@@ -2796,7 +2800,7 @@
               <w:rPr>
                 <w:rFonts w:ascii="Avenir Next" w:hAnsi="Avenir Next" w:cs="Avenir Next" w:eastAsia="Avenir Next"/>
                 <w:color w:val="1A1A1A"/>
-                <w:sz w:val="20"/>
+                <w:sz w:val="22"/>
                 <w:szCs w:val="20"/>
               </w:rPr>
               <w:t xml:space="preserve"> ft</w:t>
@@ -2807,11 +2811,12 @@
     </w:tbl>
     <w:p>
       <w:pPr>
-        <w:spacing w:before="0" w:after="0" w:line="20" w:lineRule="exact"/>
+        <w:spacing w:before="0" w:after="0" w:line="50" w:lineRule="exact"/>
       </w:pPr>
     </w:p>
     <w:p>
       <w:pPr>
+        <w:pStyle w:val="Heading2"/>
         <w:keepNext/>
         <w:pBdr>
           <w:bottom w:val="single" w:sz="8" w:space="3" w:color="003A70"/>
@@ -2827,7 +2832,7 @@
           <w:b/>
           <w:color w:val="003A70"/>
           <w:spacing w:val="14"/>
-          <w:sz w:val="19"/>
+          <w:sz w:val="22"/>
           <w:szCs w:val="19"/>
         </w:rPr>
         <w:t xml:space="preserve">FIND THE ERROR</w:t>
@@ -2846,7 +2851,7 @@
           <w:rFonts w:ascii="Avenir Next" w:hAnsi="Avenir Next" w:cs="Avenir Next" w:eastAsia="Avenir Next"/>
           <w:i/>
           <w:color w:val="5A5F66"/>
-          <w:sz w:val="17"/>
+          <w:sz w:val="22"/>
           <w:szCs w:val="17"/>
         </w:rPr>
         <w:t xml:space="preserve">explain the mistake, then fix it</w:t>
@@ -2854,7 +2859,7 @@
     </w:p>
     <w:p>
       <w:pPr>
-        <w:spacing w:before="0" w:after="0" w:line="20" w:lineRule="exact"/>
+        <w:spacing w:before="0" w:after="0" w:line="50" w:lineRule="exact"/>
       </w:pPr>
     </w:p>
     <w:tbl>
@@ -2904,18 +2909,18 @@
                 <w:rFonts w:ascii="Avenir Next" w:hAnsi="Avenir Next" w:cs="Avenir Next" w:eastAsia="Avenir Next"/>
                 <w:b/>
                 <w:color w:val="1A1A1A"/>
+                <w:sz w:val="22"/>
+                <w:szCs w:val="20"/>
+              </w:rPr>
+              <w:t xml:space="preserve">9.</w:t>
+            </w:r>
+            <w:r>
+              <w:rPr>
+                <w:rFonts w:ascii="Avenir Next" w:hAnsi="Avenir Next" w:cs="Avenir Next" w:eastAsia="Avenir Next"/>
+                <w:color w:val="1A1A1A"/>
                 <w:sz w:val="20"/>
                 <w:szCs w:val="20"/>
               </w:rPr>
-              <w:t xml:space="preserve">9.</w:t>
-            </w:r>
-            <w:r>
-              <w:rPr>
-                <w:rFonts w:ascii="Avenir Next" w:hAnsi="Avenir Next" w:cs="Avenir Next" w:eastAsia="Avenir Next"/>
-                <w:color w:val="1A1A1A"/>
-                <w:sz w:val="20"/>
-                <w:szCs w:val="20"/>
-              </w:rPr>
               <w:tab/>
             </w:r>
             <w:r>
@@ -2923,7 +2928,7 @@
                 <w:rFonts w:ascii="Avenir Next" w:hAnsi="Avenir Next" w:cs="Avenir Next" w:eastAsia="Avenir Next"/>
                 <w:b/>
                 <w:color w:val="1A1A1A"/>
-                <w:sz w:val="20"/>
+                <w:sz w:val="22"/>
                 <w:szCs w:val="20"/>
               </w:rPr>
               <w:t xml:space="preserve">Talia’s Work.  </w:t>
@@ -2932,7 +2937,7 @@
               <w:rPr>
                 <w:rFonts w:ascii="Avenir Next" w:hAnsi="Avenir Next" w:cs="Avenir Next" w:eastAsia="Avenir Next"/>
                 <w:color w:val="1A1A1A"/>
-                <w:sz w:val="20"/>
+                <w:sz w:val="22"/>
                 <w:szCs w:val="20"/>
               </w:rPr>
               <w:t xml:space="preserve">A side runs from (−3, 4) to (9, 4). Each unit is 6 feet. Talia wrote the side length as 12 feet. Explain her mistake. Then find the correct length.</w:t>
@@ -2978,7 +2983,7 @@
                 </w:tcPr>
                 <w:p>
                   <w:pPr>
-                    <w:spacing w:before="0" w:after="0" w:line="240" w:lineRule="auto"/>
+                    <w:spacing w:before="0" w:after="0" w:line="50" w:lineRule="exact"/>
                   </w:pPr>
                 </w:p>
               </w:tc>
@@ -2998,7 +3003,7 @@
                 </w:tcPr>
                 <w:p>
                   <w:pPr>
-                    <w:spacing w:before="0" w:after="0" w:line="240" w:lineRule="auto"/>
+                    <w:spacing w:before="0" w:after="0" w:line="50" w:lineRule="exact"/>
                   </w:pPr>
                 </w:p>
               </w:tc>
@@ -3018,7 +3023,7 @@
                 </w:tcPr>
                 <w:p>
                   <w:pPr>
-                    <w:spacing w:before="0" w:after="0" w:line="240" w:lineRule="auto"/>
+                    <w:spacing w:before="0" w:after="0" w:line="50" w:lineRule="exact"/>
                   </w:pPr>
                 </w:p>
               </w:tc>
@@ -3026,7 +3031,7 @@
           </w:tbl>
           <w:p>
             <w:pPr>
-              <w:spacing w:before="0" w:after="0" w:line="24" w:lineRule="auto"/>
+              <w:spacing w:before="0" w:after="0" w:line="50" w:lineRule="exact"/>
             </w:pPr>
           </w:p>
         </w:tc>
@@ -3034,11 +3039,12 @@
     </w:tbl>
     <w:p>
       <w:pPr>
-        <w:spacing w:before="0" w:after="0" w:line="20" w:lineRule="exact"/>
+        <w:spacing w:before="0" w:after="0" w:line="50" w:lineRule="exact"/>
       </w:pPr>
     </w:p>
     <w:p>
       <w:pPr>
+        <w:pStyle w:val="Heading2"/>
         <w:keepNext/>
         <w:pBdr>
           <w:bottom w:val="single" w:sz="8" w:space="3" w:color="003A70"/>
@@ -3054,7 +3060,7 @@
           <w:b/>
           <w:color w:val="003A70"/>
           <w:spacing w:val="14"/>
-          <w:sz w:val="19"/>
+          <w:sz w:val="22"/>
           <w:szCs w:val="19"/>
         </w:rPr>
         <w:t xml:space="preserve">TEST PRACTICE</w:t>
@@ -3073,7 +3079,7 @@
           <w:rFonts w:ascii="Avenir Next" w:hAnsi="Avenir Next" w:cs="Avenir Next" w:eastAsia="Avenir Next"/>
           <w:i/>
           <w:color w:val="5A5F66"/>
-          <w:sz w:val="17"/>
+          <w:sz w:val="22"/>
           <w:szCs w:val="17"/>
         </w:rPr>
         <w:t xml:space="preserve">choose the best answer</w:t>
@@ -3081,7 +3087,7 @@
     </w:p>
     <w:p>
       <w:pPr>
-        <w:spacing w:before="0" w:after="0" w:line="20" w:lineRule="exact"/>
+        <w:spacing w:before="0" w:after="0" w:line="50" w:lineRule="exact"/>
       </w:pPr>
     </w:p>
     <w:tbl>
@@ -3131,25 +3137,25 @@
                 <w:rFonts w:ascii="Avenir Next" w:hAnsi="Avenir Next" w:cs="Avenir Next" w:eastAsia="Avenir Next"/>
                 <w:b/>
                 <w:color w:val="1A1A1A"/>
+                <w:sz w:val="22"/>
+                <w:szCs w:val="20"/>
+              </w:rPr>
+              <w:t xml:space="preserve">10.</w:t>
+            </w:r>
+            <w:r>
+              <w:rPr>
+                <w:rFonts w:ascii="Avenir Next" w:hAnsi="Avenir Next" w:cs="Avenir Next" w:eastAsia="Avenir Next"/>
+                <w:color w:val="1A1A1A"/>
                 <w:sz w:val="20"/>
                 <w:szCs w:val="20"/>
               </w:rPr>
-              <w:t xml:space="preserve">10.</w:t>
-            </w:r>
-            <w:r>
-              <w:rPr>
-                <w:rFonts w:ascii="Avenir Next" w:hAnsi="Avenir Next" w:cs="Avenir Next" w:eastAsia="Avenir Next"/>
-                <w:color w:val="1A1A1A"/>
-                <w:sz w:val="20"/>
-                <w:szCs w:val="20"/>
-              </w:rPr>
               <w:tab/>
             </w:r>
             <w:r>
               <w:rPr>
                 <w:rFonts w:ascii="Avenir Next" w:hAnsi="Avenir Next" w:cs="Avenir Next" w:eastAsia="Avenir Next"/>
                 <w:color w:val="1A1A1A"/>
-                <w:sz w:val="20"/>
+                <w:sz w:val="22"/>
                 <w:szCs w:val="20"/>
               </w:rPr>
               <w:t xml:space="preserve">An area of 1,200 ft² with one side of 40 ft has another side of —</w:t>
@@ -3205,25 +3211,25 @@
                       <w:rFonts w:ascii="Avenir Next" w:hAnsi="Avenir Next" w:cs="Avenir Next" w:eastAsia="Avenir Next"/>
                       <w:b/>
                       <w:color w:val="003A70"/>
+                      <w:sz w:val="22"/>
+                      <w:szCs w:val="19"/>
+                    </w:rPr>
+                    <w:t xml:space="preserve">A</w:t>
+                  </w:r>
+                  <w:r>
+                    <w:rPr>
+                      <w:rFonts w:ascii="Avenir Next" w:hAnsi="Avenir Next" w:cs="Avenir Next" w:eastAsia="Avenir Next"/>
+                      <w:color w:val="1A1A1A"/>
                       <w:sz w:val="19"/>
                       <w:szCs w:val="19"/>
                     </w:rPr>
-                    <w:t xml:space="preserve">A</w:t>
-                  </w:r>
-                  <w:r>
-                    <w:rPr>
-                      <w:rFonts w:ascii="Avenir Next" w:hAnsi="Avenir Next" w:cs="Avenir Next" w:eastAsia="Avenir Next"/>
-                      <w:color w:val="1A1A1A"/>
-                      <w:sz w:val="19"/>
-                      <w:szCs w:val="19"/>
-                    </w:rPr>
                     <w:tab/>
                   </w:r>
                   <w:r>
                     <w:rPr>
                       <w:rFonts w:ascii="Avenir Next" w:hAnsi="Avenir Next" w:cs="Avenir Next" w:eastAsia="Avenir Next"/>
                       <w:color w:val="1A1A1A"/>
-                      <w:sz w:val="19"/>
+                      <w:sz w:val="22"/>
                       <w:szCs w:val="19"/>
                     </w:rPr>
                     <w:t xml:space="preserve">30 ft</w:t>
@@ -3248,25 +3254,25 @@
                       <w:rFonts w:ascii="Avenir Next" w:hAnsi="Avenir Next" w:cs="Avenir Next" w:eastAsia="Avenir Next"/>
                       <w:b/>
                       <w:color w:val="003A70"/>
+                      <w:sz w:val="22"/>
+                      <w:szCs w:val="19"/>
+                    </w:rPr>
+                    <w:t xml:space="preserve">B</w:t>
+                  </w:r>
+                  <w:r>
+                    <w:rPr>
+                      <w:rFonts w:ascii="Avenir Next" w:hAnsi="Avenir Next" w:cs="Avenir Next" w:eastAsia="Avenir Next"/>
+                      <w:color w:val="1A1A1A"/>
                       <w:sz w:val="19"/>
                       <w:szCs w:val="19"/>
                     </w:rPr>
-                    <w:t xml:space="preserve">B</w:t>
-                  </w:r>
-                  <w:r>
-                    <w:rPr>
-                      <w:rFonts w:ascii="Avenir Next" w:hAnsi="Avenir Next" w:cs="Avenir Next" w:eastAsia="Avenir Next"/>
-                      <w:color w:val="1A1A1A"/>
-                      <w:sz w:val="19"/>
-                      <w:szCs w:val="19"/>
-                    </w:rPr>
                     <w:tab/>
                   </w:r>
                   <w:r>
                     <w:rPr>
                       <w:rFonts w:ascii="Avenir Next" w:hAnsi="Avenir Next" w:cs="Avenir Next" w:eastAsia="Avenir Next"/>
                       <w:color w:val="1A1A1A"/>
-                      <w:sz w:val="19"/>
+                      <w:sz w:val="22"/>
                       <w:szCs w:val="19"/>
                     </w:rPr>
                     <w:t xml:space="preserve">1,160 ft</w:t>
@@ -3291,25 +3297,25 @@
                       <w:rFonts w:ascii="Avenir Next" w:hAnsi="Avenir Next" w:cs="Avenir Next" w:eastAsia="Avenir Next"/>
                       <w:b/>
                       <w:color w:val="003A70"/>
+                      <w:sz w:val="22"/>
+                      <w:szCs w:val="19"/>
+                    </w:rPr>
+                    <w:t xml:space="preserve">C</w:t>
+                  </w:r>
+                  <w:r>
+                    <w:rPr>
+                      <w:rFonts w:ascii="Avenir Next" w:hAnsi="Avenir Next" w:cs="Avenir Next" w:eastAsia="Avenir Next"/>
+                      <w:color w:val="1A1A1A"/>
                       <w:sz w:val="19"/>
                       <w:szCs w:val="19"/>
                     </w:rPr>
-                    <w:t xml:space="preserve">C</w:t>
-                  </w:r>
-                  <w:r>
-                    <w:rPr>
-                      <w:rFonts w:ascii="Avenir Next" w:hAnsi="Avenir Next" w:cs="Avenir Next" w:eastAsia="Avenir Next"/>
-                      <w:color w:val="1A1A1A"/>
-                      <w:sz w:val="19"/>
-                      <w:szCs w:val="19"/>
-                    </w:rPr>
                     <w:tab/>
                   </w:r>
                   <w:r>
                     <w:rPr>
                       <w:rFonts w:ascii="Avenir Next" w:hAnsi="Avenir Next" w:cs="Avenir Next" w:eastAsia="Avenir Next"/>
                       <w:color w:val="1A1A1A"/>
-                      <w:sz w:val="19"/>
+                      <w:sz w:val="22"/>
                       <w:szCs w:val="19"/>
                     </w:rPr>
                     <w:t xml:space="preserve">48,000 ft</w:t>
@@ -3334,25 +3340,25 @@
                       <w:rFonts w:ascii="Avenir Next" w:hAnsi="Avenir Next" w:cs="Avenir Next" w:eastAsia="Avenir Next"/>
                       <w:b/>
                       <w:color w:val="003A70"/>
+                      <w:sz w:val="22"/>
+                      <w:szCs w:val="19"/>
+                    </w:rPr>
+                    <w:t xml:space="preserve">D</w:t>
+                  </w:r>
+                  <w:r>
+                    <w:rPr>
+                      <w:rFonts w:ascii="Avenir Next" w:hAnsi="Avenir Next" w:cs="Avenir Next" w:eastAsia="Avenir Next"/>
+                      <w:color w:val="1A1A1A"/>
                       <w:sz w:val="19"/>
                       <w:szCs w:val="19"/>
                     </w:rPr>
-                    <w:t xml:space="preserve">D</w:t>
-                  </w:r>
-                  <w:r>
-                    <w:rPr>
-                      <w:rFonts w:ascii="Avenir Next" w:hAnsi="Avenir Next" w:cs="Avenir Next" w:eastAsia="Avenir Next"/>
-                      <w:color w:val="1A1A1A"/>
-                      <w:sz w:val="19"/>
-                      <w:szCs w:val="19"/>
-                    </w:rPr>
                     <w:tab/>
                   </w:r>
                   <w:r>
                     <w:rPr>
                       <w:rFonts w:ascii="Avenir Next" w:hAnsi="Avenir Next" w:cs="Avenir Next" w:eastAsia="Avenir Next"/>
                       <w:color w:val="1A1A1A"/>
-                      <w:sz w:val="19"/>
+                      <w:sz w:val="22"/>
                       <w:szCs w:val="19"/>
                     </w:rPr>
                     <w:t xml:space="preserve">20 ft</w:t>
@@ -3363,7 +3369,7 @@
           </w:tbl>
           <w:p>
             <w:pPr>
-              <w:spacing w:before="0" w:after="0" w:line="24" w:lineRule="auto"/>
+              <w:spacing w:before="0" w:after="0" w:line="50" w:lineRule="exact"/>
             </w:pPr>
           </w:p>
         </w:tc>
@@ -3371,12 +3377,12 @@
     </w:tbl>
     <w:p>
       <w:pPr>
-        <w:spacing w:before="0" w:after="0" w:line="20" w:lineRule="exact"/>
+        <w:spacing w:before="0" w:after="0" w:line="50" w:lineRule="exact"/>
       </w:pPr>
     </w:p>
     <w:p>
       <w:pPr>
-        <w:spacing w:before="0" w:after="0" w:line="20" w:lineRule="exact"/>
+        <w:spacing w:before="0" w:after="0" w:line="50" w:lineRule="exact"/>
       </w:pPr>
     </w:p>
     <w:tbl>
@@ -3426,25 +3432,25 @@
                 <w:rFonts w:ascii="Avenir Next" w:hAnsi="Avenir Next" w:cs="Avenir Next" w:eastAsia="Avenir Next"/>
                 <w:b/>
                 <w:color w:val="1A1A1A"/>
+                <w:sz w:val="22"/>
+                <w:szCs w:val="20"/>
+              </w:rPr>
+              <w:t xml:space="preserve">11.</w:t>
+            </w:r>
+            <w:r>
+              <w:rPr>
+                <w:rFonts w:ascii="Avenir Next" w:hAnsi="Avenir Next" w:cs="Avenir Next" w:eastAsia="Avenir Next"/>
+                <w:color w:val="1A1A1A"/>
                 <w:sz w:val="20"/>
                 <w:szCs w:val="20"/>
               </w:rPr>
-              <w:t xml:space="preserve">11.</w:t>
-            </w:r>
-            <w:r>
-              <w:rPr>
-                <w:rFonts w:ascii="Avenir Next" w:hAnsi="Avenir Next" w:cs="Avenir Next" w:eastAsia="Avenir Next"/>
-                <w:color w:val="1A1A1A"/>
-                <w:sz w:val="20"/>
-                <w:szCs w:val="20"/>
-              </w:rPr>
               <w:tab/>
             </w:r>
             <w:r>
               <w:rPr>
                 <w:rFonts w:ascii="Avenir Next" w:hAnsi="Avenir Next" w:cs="Avenir Next" w:eastAsia="Avenir Next"/>
                 <w:color w:val="1A1A1A"/>
-                <w:sz w:val="20"/>
+                <w:sz w:val="22"/>
                 <w:szCs w:val="20"/>
               </w:rPr>
               <w:t xml:space="preserve">If 1 unit represents 20 feet, then 5 units represent —</w:t>
@@ -3500,25 +3506,25 @@
                       <w:rFonts w:ascii="Avenir Next" w:hAnsi="Avenir Next" w:cs="Avenir Next" w:eastAsia="Avenir Next"/>
                       <w:b/>
                       <w:color w:val="003A70"/>
+                      <w:sz w:val="22"/>
+                      <w:szCs w:val="19"/>
+                    </w:rPr>
+                    <w:t xml:space="preserve">A</w:t>
+                  </w:r>
+                  <w:r>
+                    <w:rPr>
+                      <w:rFonts w:ascii="Avenir Next" w:hAnsi="Avenir Next" w:cs="Avenir Next" w:eastAsia="Avenir Next"/>
+                      <w:color w:val="1A1A1A"/>
                       <w:sz w:val="19"/>
                       <w:szCs w:val="19"/>
                     </w:rPr>
-                    <w:t xml:space="preserve">A</w:t>
-                  </w:r>
-                  <w:r>
-                    <w:rPr>
-                      <w:rFonts w:ascii="Avenir Next" w:hAnsi="Avenir Next" w:cs="Avenir Next" w:eastAsia="Avenir Next"/>
-                      <w:color w:val="1A1A1A"/>
-                      <w:sz w:val="19"/>
-                      <w:szCs w:val="19"/>
-                    </w:rPr>
                     <w:tab/>
                   </w:r>
                   <w:r>
                     <w:rPr>
                       <w:rFonts w:ascii="Avenir Next" w:hAnsi="Avenir Next" w:cs="Avenir Next" w:eastAsia="Avenir Next"/>
                       <w:color w:val="1A1A1A"/>
-                      <w:sz w:val="19"/>
+                      <w:sz w:val="22"/>
                       <w:szCs w:val="19"/>
                     </w:rPr>
                     <w:t xml:space="preserve">4 feet</w:t>
@@ -3543,25 +3549,25 @@
                       <w:rFonts w:ascii="Avenir Next" w:hAnsi="Avenir Next" w:cs="Avenir Next" w:eastAsia="Avenir Next"/>
                       <w:b/>
                       <w:color w:val="003A70"/>
+                      <w:sz w:val="22"/>
+                      <w:szCs w:val="19"/>
+                    </w:rPr>
+                    <w:t xml:space="preserve">B</w:t>
+                  </w:r>
+                  <w:r>
+                    <w:rPr>
+                      <w:rFonts w:ascii="Avenir Next" w:hAnsi="Avenir Next" w:cs="Avenir Next" w:eastAsia="Avenir Next"/>
+                      <w:color w:val="1A1A1A"/>
                       <w:sz w:val="19"/>
                       <w:szCs w:val="19"/>
                     </w:rPr>
-                    <w:t xml:space="preserve">B</w:t>
-                  </w:r>
-                  <w:r>
-                    <w:rPr>
-                      <w:rFonts w:ascii="Avenir Next" w:hAnsi="Avenir Next" w:cs="Avenir Next" w:eastAsia="Avenir Next"/>
-                      <w:color w:val="1A1A1A"/>
-                      <w:sz w:val="19"/>
-                      <w:szCs w:val="19"/>
-                    </w:rPr>
                     <w:tab/>
                   </w:r>
                   <w:r>
                     <w:rPr>
                       <w:rFonts w:ascii="Avenir Next" w:hAnsi="Avenir Next" w:cs="Avenir Next" w:eastAsia="Avenir Next"/>
                       <w:color w:val="1A1A1A"/>
-                      <w:sz w:val="19"/>
+                      <w:sz w:val="22"/>
                       <w:szCs w:val="19"/>
                     </w:rPr>
                     <w:t xml:space="preserve">25 feet</w:t>
@@ -3586,25 +3592,25 @@
                       <w:rFonts w:ascii="Avenir Next" w:hAnsi="Avenir Next" w:cs="Avenir Next" w:eastAsia="Avenir Next"/>
                       <w:b/>
                       <w:color w:val="003A70"/>
+                      <w:sz w:val="22"/>
+                      <w:szCs w:val="19"/>
+                    </w:rPr>
+                    <w:t xml:space="preserve">C</w:t>
+                  </w:r>
+                  <w:r>
+                    <w:rPr>
+                      <w:rFonts w:ascii="Avenir Next" w:hAnsi="Avenir Next" w:cs="Avenir Next" w:eastAsia="Avenir Next"/>
+                      <w:color w:val="1A1A1A"/>
                       <w:sz w:val="19"/>
                       <w:szCs w:val="19"/>
                     </w:rPr>
-                    <w:t xml:space="preserve">C</w:t>
-                  </w:r>
-                  <w:r>
-                    <w:rPr>
-                      <w:rFonts w:ascii="Avenir Next" w:hAnsi="Avenir Next" w:cs="Avenir Next" w:eastAsia="Avenir Next"/>
-                      <w:color w:val="1A1A1A"/>
-                      <w:sz w:val="19"/>
-                      <w:szCs w:val="19"/>
-                    </w:rPr>
                     <w:tab/>
                   </w:r>
                   <w:r>
                     <w:rPr>
                       <w:rFonts w:ascii="Avenir Next" w:hAnsi="Avenir Next" w:cs="Avenir Next" w:eastAsia="Avenir Next"/>
                       <w:color w:val="1A1A1A"/>
-                      <w:sz w:val="19"/>
+                      <w:sz w:val="22"/>
                       <w:szCs w:val="19"/>
                     </w:rPr>
                     <w:t xml:space="preserve">100 feet</w:t>
@@ -3629,25 +3635,25 @@
                       <w:rFonts w:ascii="Avenir Next" w:hAnsi="Avenir Next" w:cs="Avenir Next" w:eastAsia="Avenir Next"/>
                       <w:b/>
                       <w:color w:val="003A70"/>
+                      <w:sz w:val="22"/>
+                      <w:szCs w:val="19"/>
+                    </w:rPr>
+                    <w:t xml:space="preserve">D</w:t>
+                  </w:r>
+                  <w:r>
+                    <w:rPr>
+                      <w:rFonts w:ascii="Avenir Next" w:hAnsi="Avenir Next" w:cs="Avenir Next" w:eastAsia="Avenir Next"/>
+                      <w:color w:val="1A1A1A"/>
                       <w:sz w:val="19"/>
                       <w:szCs w:val="19"/>
                     </w:rPr>
-                    <w:t xml:space="preserve">D</w:t>
-                  </w:r>
-                  <w:r>
-                    <w:rPr>
-                      <w:rFonts w:ascii="Avenir Next" w:hAnsi="Avenir Next" w:cs="Avenir Next" w:eastAsia="Avenir Next"/>
-                      <w:color w:val="1A1A1A"/>
-                      <w:sz w:val="19"/>
-                      <w:szCs w:val="19"/>
-                    </w:rPr>
                     <w:tab/>
                   </w:r>
                   <w:r>
                     <w:rPr>
                       <w:rFonts w:ascii="Avenir Next" w:hAnsi="Avenir Next" w:cs="Avenir Next" w:eastAsia="Avenir Next"/>
                       <w:color w:val="1A1A1A"/>
-                      <w:sz w:val="19"/>
+                      <w:sz w:val="22"/>
                       <w:szCs w:val="19"/>
                     </w:rPr>
                     <w:t xml:space="preserve">520 feet</w:t>
@@ -3658,7 +3664,7 @@
           </w:tbl>
           <w:p>
             <w:pPr>
-              <w:spacing w:before="0" w:after="0" w:line="24" w:lineRule="auto"/>
+              <w:spacing w:before="0" w:after="0" w:line="50" w:lineRule="exact"/>
             </w:pPr>
           </w:p>
         </w:tc>
@@ -3666,11 +3672,12 @@
     </w:tbl>
     <w:p>
       <w:pPr>
-        <w:spacing w:before="0" w:after="0" w:line="20" w:lineRule="exact"/>
+        <w:spacing w:before="0" w:after="0" w:line="50" w:lineRule="exact"/>
       </w:pPr>
     </w:p>
     <w:p>
       <w:pPr>
+        <w:pStyle w:val="Heading2"/>
         <w:keepNext/>
         <w:pBdr>
           <w:bottom w:val="single" w:sz="8" w:space="3" w:color="003A70"/>
@@ -3686,7 +3693,7 @@
           <w:b/>
           <w:color w:val="003A70"/>
           <w:spacing w:val="14"/>
-          <w:sz w:val="19"/>
+          <w:sz w:val="22"/>
           <w:szCs w:val="19"/>
         </w:rPr>
         <w:t xml:space="preserve">SELF-CHECK CODE</w:t>
@@ -3705,7 +3712,7 @@
           <w:rFonts w:ascii="Avenir Next" w:hAnsi="Avenir Next" w:cs="Avenir Next" w:eastAsia="Avenir Next"/>
           <w:i/>
           <w:color w:val="5A5F66"/>
-          <w:sz w:val="17"/>
+          <w:sz w:val="22"/>
           <w:szCs w:val="17"/>
         </w:rPr>
         <w:t xml:space="preserve">find your answer · copy its letter into that problem’s box · spell a math word</w:t>
@@ -3764,7 +3771,7 @@
                 <w:rFonts w:ascii="Avenir Next" w:hAnsi="Avenir Next" w:cs="Avenir Next" w:eastAsia="Avenir Next"/>
                 <w:b/>
                 <w:color w:val="1A1A1A"/>
-                <w:sz w:val="18"/>
+                <w:sz w:val="22"/>
                 <w:szCs w:val="18"/>
               </w:rPr>
               <w:t xml:space="preserve">16</w:t>
@@ -3780,7 +3787,7 @@
                 <w:rFonts w:ascii="Avenir Next" w:hAnsi="Avenir Next" w:cs="Avenir Next" w:eastAsia="Avenir Next"/>
                 <w:b/>
                 <w:color w:val="003A70"/>
-                <w:sz w:val="18"/>
+                <w:sz w:val="22"/>
                 <w:szCs w:val="18"/>
               </w:rPr>
               <w:t xml:space="preserve">G</w:t>
@@ -3803,7 +3810,7 @@
                 <w:rFonts w:ascii="Avenir Next" w:hAnsi="Avenir Next" w:cs="Avenir Next" w:eastAsia="Avenir Next"/>
                 <w:b/>
                 <w:color w:val="1A1A1A"/>
-                <w:sz w:val="18"/>
+                <w:sz w:val="22"/>
                 <w:szCs w:val="18"/>
               </w:rPr>
               <w:t xml:space="preserve">20</w:t>
@@ -3819,7 +3826,7 @@
                 <w:rFonts w:ascii="Avenir Next" w:hAnsi="Avenir Next" w:cs="Avenir Next" w:eastAsia="Avenir Next"/>
                 <w:b/>
                 <w:color w:val="003A70"/>
-                <w:sz w:val="18"/>
+                <w:sz w:val="22"/>
                 <w:szCs w:val="18"/>
               </w:rPr>
               <w:t xml:space="preserve">J</w:t>
@@ -3842,7 +3849,7 @@
                 <w:rFonts w:ascii="Avenir Next" w:hAnsi="Avenir Next" w:cs="Avenir Next" w:eastAsia="Avenir Next"/>
                 <w:b/>
                 <w:color w:val="1A1A1A"/>
-                <w:sz w:val="18"/>
+                <w:sz w:val="22"/>
                 <w:szCs w:val="18"/>
               </w:rPr>
               <w:t xml:space="preserve">45</w:t>
@@ -3858,7 +3865,7 @@
                 <w:rFonts w:ascii="Avenir Next" w:hAnsi="Avenir Next" w:cs="Avenir Next" w:eastAsia="Avenir Next"/>
                 <w:b/>
                 <w:color w:val="003A70"/>
-                <w:sz w:val="18"/>
+                <w:sz w:val="22"/>
                 <w:szCs w:val="18"/>
               </w:rPr>
               <w:t xml:space="preserve">N</w:t>
@@ -3881,7 +3888,7 @@
                 <w:rFonts w:ascii="Avenir Next" w:hAnsi="Avenir Next" w:cs="Avenir Next" w:eastAsia="Avenir Next"/>
                 <w:b/>
                 <w:color w:val="1A1A1A"/>
-                <w:sz w:val="18"/>
+                <w:sz w:val="22"/>
                 <w:szCs w:val="18"/>
               </w:rPr>
               <w:t xml:space="preserve">500</w:t>
@@ -3897,7 +3904,7 @@
                 <w:rFonts w:ascii="Avenir Next" w:hAnsi="Avenir Next" w:cs="Avenir Next" w:eastAsia="Avenir Next"/>
                 <w:b/>
                 <w:color w:val="003A70"/>
-                <w:sz w:val="18"/>
+                <w:sz w:val="22"/>
                 <w:szCs w:val="18"/>
               </w:rPr>
               <w:t xml:space="preserve">E</w:t>
@@ -3920,7 +3927,7 @@
                 <w:rFonts w:ascii="Avenir Next" w:hAnsi="Avenir Next" w:cs="Avenir Next" w:eastAsia="Avenir Next"/>
                 <w:b/>
                 <w:color w:val="1A1A1A"/>
-                <w:sz w:val="18"/>
+                <w:sz w:val="22"/>
                 <w:szCs w:val="18"/>
               </w:rPr>
               <w:t xml:space="preserve">972</w:t>
@@ -3936,7 +3943,7 @@
                 <w:rFonts w:ascii="Avenir Next" w:hAnsi="Avenir Next" w:cs="Avenir Next" w:eastAsia="Avenir Next"/>
                 <w:b/>
                 <w:color w:val="003A70"/>
-                <w:sz w:val="18"/>
+                <w:sz w:val="22"/>
                 <w:szCs w:val="18"/>
               </w:rPr>
               <w:t xml:space="preserve">D</w:t>
@@ -3959,7 +3966,7 @@
                 <w:rFonts w:ascii="Avenir Next" w:hAnsi="Avenir Next" w:cs="Avenir Next" w:eastAsia="Avenir Next"/>
                 <w:b/>
                 <w:color w:val="1A1A1A"/>
-                <w:sz w:val="18"/>
+                <w:sz w:val="22"/>
                 <w:szCs w:val="18"/>
               </w:rPr>
               <w:t xml:space="preserve">$960</w:t>
@@ -3975,7 +3982,7 @@
                 <w:rFonts w:ascii="Avenir Next" w:hAnsi="Avenir Next" w:cs="Avenir Next" w:eastAsia="Avenir Next"/>
                 <w:b/>
                 <w:color w:val="003A70"/>
-                <w:sz w:val="18"/>
+                <w:sz w:val="22"/>
                 <w:szCs w:val="18"/>
               </w:rPr>
               <w:t xml:space="preserve">I</w:t>
@@ -3998,7 +4005,7 @@
                 <w:rFonts w:ascii="Avenir Next" w:hAnsi="Avenir Next" w:cs="Avenir Next" w:eastAsia="Avenir Next"/>
                 <w:b/>
                 <w:color w:val="1A1A1A"/>
-                <w:sz w:val="18"/>
+                <w:sz w:val="22"/>
                 <w:szCs w:val="18"/>
               </w:rPr>
               <w:t xml:space="preserve">$160</w:t>
@@ -4014,7 +4021,7 @@
                 <w:rFonts w:ascii="Avenir Next" w:hAnsi="Avenir Next" w:cs="Avenir Next" w:eastAsia="Avenir Next"/>
                 <w:b/>
                 <w:color w:val="003A70"/>
-                <w:sz w:val="18"/>
+                <w:sz w:val="22"/>
                 <w:szCs w:val="18"/>
               </w:rPr>
               <w:t xml:space="preserve">Z</w:t>
@@ -4037,7 +4044,7 @@
                 <w:rFonts w:ascii="Avenir Next" w:hAnsi="Avenir Next" w:cs="Avenir Next" w:eastAsia="Avenir Next"/>
                 <w:b/>
                 <w:color w:val="1A1A1A"/>
-                <w:sz w:val="18"/>
+                <w:sz w:val="22"/>
                 <w:szCs w:val="18"/>
               </w:rPr>
               <w:t xml:space="preserve">32</w:t>
@@ -4053,7 +4060,7 @@
                 <w:rFonts w:ascii="Avenir Next" w:hAnsi="Avenir Next" w:cs="Avenir Next" w:eastAsia="Avenir Next"/>
                 <w:b/>
                 <w:color w:val="003A70"/>
-                <w:sz w:val="18"/>
+                <w:sz w:val="22"/>
                 <w:szCs w:val="18"/>
               </w:rPr>
               <w:t xml:space="preserve">X</w:t>
@@ -4076,7 +4083,7 @@
                 <w:rFonts w:ascii="Avenir Next" w:hAnsi="Avenir Next" w:cs="Avenir Next" w:eastAsia="Avenir Next"/>
                 <w:b/>
                 <w:color w:val="1A1A1A"/>
-                <w:sz w:val="18"/>
+                <w:sz w:val="22"/>
                 <w:szCs w:val="18"/>
               </w:rPr>
               <w:t xml:space="preserve">108</w:t>
@@ -4092,7 +4099,7 @@
                 <w:rFonts w:ascii="Avenir Next" w:hAnsi="Avenir Next" w:cs="Avenir Next" w:eastAsia="Avenir Next"/>
                 <w:b/>
                 <w:color w:val="003A70"/>
-                <w:sz w:val="18"/>
+                <w:sz w:val="22"/>
                 <w:szCs w:val="18"/>
               </w:rPr>
               <w:t xml:space="preserve">Q</w:t>
@@ -4115,7 +4122,7 @@
                 <w:rFonts w:ascii="Avenir Next" w:hAnsi="Avenir Next" w:cs="Avenir Next" w:eastAsia="Avenir Next"/>
                 <w:b/>
                 <w:color w:val="1A1A1A"/>
-                <w:sz w:val="18"/>
+                <w:sz w:val="22"/>
                 <w:szCs w:val="18"/>
               </w:rPr>
               <w:t xml:space="preserve">200</w:t>
@@ -4131,7 +4138,7 @@
                 <w:rFonts w:ascii="Avenir Next" w:hAnsi="Avenir Next" w:cs="Avenir Next" w:eastAsia="Avenir Next"/>
                 <w:b/>
                 <w:color w:val="003A70"/>
-                <w:sz w:val="18"/>
+                <w:sz w:val="22"/>
                 <w:szCs w:val="18"/>
               </w:rPr>
               <w:t xml:space="preserve">S</w:t>
@@ -4142,7 +4149,7 @@
     </w:tbl>
     <w:p>
       <w:pPr>
-        <w:spacing w:before="0" w:after="0" w:line="60" w:lineRule="auto"/>
+        <w:spacing w:before="0" w:after="0" w:line="50" w:lineRule="exact"/>
       </w:pPr>
     </w:p>
     <w:tbl>
@@ -4309,7 +4316,7 @@
     </w:tbl>
     <w:p>
       <w:pPr>
-        <w:spacing w:before="0" w:after="0" w:line="40" w:lineRule="auto"/>
+        <w:spacing w:before="0" w:after="0" w:line="50" w:lineRule="exact"/>
       </w:pPr>
     </w:p>
     <w:tbl>
@@ -4351,6 +4358,7 @@
           </w:tcPr>
           <w:p>
             <w:pPr>
+              <w:pStyle w:val="Heading2"/>
               <w:spacing w:before="0" w:after="0" w:line="240" w:lineRule="auto"/>
             </w:pPr>
             <w:r>
@@ -4388,7 +4396,7 @@
               <w:rPr>
                 <w:rFonts w:ascii="Avenir Next" w:hAnsi="Avenir Next" w:cs="Avenir Next" w:eastAsia="Avenir Next"/>
                 <w:color w:val="1A1A1A"/>
-                <w:sz w:val="17"/>
+                <w:sz w:val="22"/>
                 <w:szCs w:val="17"/>
               </w:rPr>
               <w:t xml:space="preserve">  I can do this on my own</w:t>
@@ -4417,7 +4425,7 @@
               <w:rPr>
                 <w:rFonts w:ascii="Avenir Next" w:hAnsi="Avenir Next" w:cs="Avenir Next" w:eastAsia="Avenir Next"/>
                 <w:color w:val="1A1A1A"/>
-                <w:sz w:val="17"/>
+                <w:sz w:val="22"/>
                 <w:szCs w:val="17"/>
               </w:rPr>
               <w:t xml:space="preserve">  I need a little help</w:t>
@@ -4446,7 +4454,7 @@
               <w:rPr>
                 <w:rFonts w:ascii="Avenir Next" w:hAnsi="Avenir Next" w:cs="Avenir Next" w:eastAsia="Avenir Next"/>
                 <w:color w:val="1A1A1A"/>
-                <w:sz w:val="17"/>
+                <w:sz w:val="22"/>
                 <w:szCs w:val="17"/>
               </w:rPr>
               <w:t xml:space="preserve">  I have a question about #</w:t>
@@ -4467,7 +4475,7 @@
     </w:tbl>
     <w:p>
       <w:pPr>
-        <w:spacing w:before="0" w:after="0" w:line="20" w:lineRule="exact"/>
+        <w:spacing w:before="0" w:after="0" w:line="50" w:lineRule="exact"/>
       </w:pPr>
     </w:p>
     <w:sectPr>
@@ -4553,7 +4561,106 @@
               <w:sz w:val="15"/>
               <w:szCs w:val="15"/>
             </w:rPr>
-            <w:t xml:space="preserve">Lesson 7-7  ·  Session 2  ·  Practice Form A</w:t>
+            <w:t xml:space="preserve">7-7 · Page </w:t>
+          </w:r>
+          <w:r>
+            <w:rPr>
+              <w:rFonts w:ascii="Avenir Next" w:hAnsi="Avenir Next" w:cs="Avenir Next" w:eastAsia="Avenir Next"/>
+              <w:color w:val="5A5F66"/>
+              <w:sz w:val="15"/>
+              <w:szCs w:val="15"/>
+            </w:rPr>
+            <w:fldChar w:fldCharType="begin"/>
+          </w:r>
+          <w:r>
+            <w:rPr>
+              <w:rFonts w:ascii="Avenir Next" w:hAnsi="Avenir Next" w:cs="Avenir Next" w:eastAsia="Avenir Next"/>
+              <w:color w:val="5A5F66"/>
+              <w:sz w:val="15"/>
+              <w:szCs w:val="15"/>
+            </w:rPr>
+            <w:instrText xml:space="preserve"> PAGE </w:instrText>
+          </w:r>
+          <w:r>
+            <w:rPr>
+              <w:rFonts w:ascii="Avenir Next" w:hAnsi="Avenir Next" w:cs="Avenir Next" w:eastAsia="Avenir Next"/>
+              <w:color w:val="5A5F66"/>
+              <w:sz w:val="15"/>
+              <w:szCs w:val="15"/>
+            </w:rPr>
+            <w:fldChar w:fldCharType="separate"/>
+          </w:r>
+          <w:r>
+            <w:rPr>
+              <w:rFonts w:ascii="Avenir Next" w:hAnsi="Avenir Next" w:cs="Avenir Next" w:eastAsia="Avenir Next"/>
+              <w:color w:val="5A5F66"/>
+              <w:sz w:val="15"/>
+              <w:szCs w:val="15"/>
+            </w:rPr>
+            <w:t xml:space="preserve">1</w:t>
+          </w:r>
+          <w:r>
+            <w:rPr>
+              <w:rFonts w:ascii="Avenir Next" w:hAnsi="Avenir Next" w:cs="Avenir Next" w:eastAsia="Avenir Next"/>
+              <w:color w:val="5A5F66"/>
+              <w:sz w:val="15"/>
+              <w:szCs w:val="15"/>
+            </w:rPr>
+            <w:fldChar w:fldCharType="end"/>
+          </w:r>
+          <w:r>
+            <w:rPr>
+              <w:rFonts w:ascii="Avenir Next" w:hAnsi="Avenir Next" w:cs="Avenir Next" w:eastAsia="Avenir Next"/>
+              <w:color w:val="5A5F66"/>
+              <w:sz w:val="15"/>
+              <w:szCs w:val="15"/>
+            </w:rPr>
+            <w:t xml:space="preserve"> of </w:t>
+          </w:r>
+          <w:r>
+            <w:rPr>
+              <w:rFonts w:ascii="Avenir Next" w:hAnsi="Avenir Next" w:cs="Avenir Next" w:eastAsia="Avenir Next"/>
+              <w:color w:val="5A5F66"/>
+              <w:sz w:val="15"/>
+              <w:szCs w:val="15"/>
+            </w:rPr>
+            <w:fldChar w:fldCharType="begin"/>
+          </w:r>
+          <w:r>
+            <w:rPr>
+              <w:rFonts w:ascii="Avenir Next" w:hAnsi="Avenir Next" w:cs="Avenir Next" w:eastAsia="Avenir Next"/>
+              <w:color w:val="5A5F66"/>
+              <w:sz w:val="15"/>
+              <w:szCs w:val="15"/>
+            </w:rPr>
+            <w:instrText xml:space="preserve"> NUMPAGES </w:instrText>
+          </w:r>
+          <w:r>
+            <w:rPr>
+              <w:rFonts w:ascii="Avenir Next" w:hAnsi="Avenir Next" w:cs="Avenir Next" w:eastAsia="Avenir Next"/>
+              <w:color w:val="5A5F66"/>
+              <w:sz w:val="15"/>
+              <w:szCs w:val="15"/>
+            </w:rPr>
+            <w:fldChar w:fldCharType="separate"/>
+          </w:r>
+          <w:r>
+            <w:rPr>
+              <w:rFonts w:ascii="Avenir Next" w:hAnsi="Avenir Next" w:cs="Avenir Next" w:eastAsia="Avenir Next"/>
+              <w:color w:val="5A5F66"/>
+              <w:sz w:val="15"/>
+              <w:szCs w:val="15"/>
+            </w:rPr>
+            <w:t xml:space="preserve">1</w:t>
+          </w:r>
+          <w:r>
+            <w:rPr>
+              <w:rFonts w:ascii="Avenir Next" w:hAnsi="Avenir Next" w:cs="Avenir Next" w:eastAsia="Avenir Next"/>
+              <w:color w:val="5A5F66"/>
+              <w:sz w:val="15"/>
+              <w:szCs w:val="15"/>
+            </w:rPr>
+            <w:fldChar w:fldCharType="end"/>
           </w:r>
         </w:p>
       </w:tc>
@@ -4596,5 +4703,23 @@
       </w:tblCellMar>
     </w:tblPr>
   </w:style>
+  <w:style w:type="paragraph" w:styleId="Heading1">
+    <w:name w:val="heading 1"/>
+    <w:basedOn w:val="Normal"/>
+    <w:pPr>
+      <w:outlineLvl w:val="0"/>
+      <w:keepNext w:val="0"/>
+      <w:keepLines w:val="0"/>
+    </w:pPr>
+  </w:style>
+  <w:style w:type="paragraph" w:styleId="Heading2">
+    <w:name w:val="heading 2"/>
+    <w:basedOn w:val="Normal"/>
+    <w:pPr>
+      <w:outlineLvl w:val="1"/>
+      <w:keepNext w:val="0"/>
+      <w:keepLines w:val="0"/>
+    </w:pPr>
+  </w:style>
 </w:styles>
 </file>